--- a/vvdn/converters/dc-dc/non-isolated/boost-converter.docx
+++ b/vvdn/converters/dc-dc/non-isolated/boost-converter.docx
@@ -184,25 +184,2894 @@
                 <w:color w:val="2D3748"/>
                 <w:sz w:val="18"/>
               </w:rPr>
-              <w:t xml:space="preserve">                        Step-Up (Boost) DC-DC Converter</w:t>
+              <w:t>========================================================================================</w:t>
               <w:br/>
-              <w:t xml:space="preserve">                      Inductor L</w:t>
+              <w:t xml:space="preserve">         DETAILED HARDWARE SCHEMATIC: STEP-UP (BOOST) DC-DC CONVERTER (12V -&gt; 24V/5A)</w:t>
               <w:br/>
-              <w:t xml:space="preserve">   +Vin DC ─────────────^^^^^^──────────────┬───────────────[&gt;|] D1 (Boost Diode) ──┬───&gt; +Vout</w:t>
+              <w:t>========================================================================================</w:t>
               <w:br/>
-              <w:t xml:space="preserve">                                            │                                       │</w:t>
               <w:br/>
-              <w:t xml:space="preserve">                                        Drain (D)                                  ┌┴┐</w:t>
+              <w:t xml:space="preserve">    +VIN (+12V DC) ─────────────────────────────────────────────────────────────┐</w:t>
               <w:br/>
-              <w:t xml:space="preserve">                                        ┌───┴───┐ Q1 (Low-Side Switch)             │ │ C_out</w:t>
+              <w:t xml:space="preserve">        │                                                                       │</w:t>
               <w:br/>
-              <w:t xml:space="preserve">                                        │  SW   │                                  └┬┘</w:t>
+              <w:t xml:space="preserve">       [F1: 10A Fuse]                                                           │</w:t>
               <w:br/>
-              <w:t xml:space="preserve">                                        └───┬───┘                                   │</w:t>
+              <w:t xml:space="preserve">        │                                                                       │</w:t>
               <w:br/>
-              <w:t xml:space="preserve">                                            │ Source (S)                            │</w:t>
+              <w:t xml:space="preserve">       ┌┴─────────────────┐                                                     │</w:t>
               <w:br/>
-              <w:t xml:space="preserve">   GND ─────────────────────────────────────┴───────────────────────────────────────┴─── GND</w:t>
+              <w:t xml:space="preserve">       │ CIN_BULK         │                                                     │</w:t>
+              <w:br/>
+              <w:t xml:space="preserve">      ┌┴┐ 220µF/25V Poly ┌┴┐ CIN_CER                                            │</w:t>
+              <w:br/>
+              <w:t xml:space="preserve">      │ │ (Low-ESR 12mΩ) │ │ 2x 10µF/25V X7R                                    │</w:t>
+              <w:br/>
+              <w:t xml:space="preserve">      └┬┘                └┬┘                                                    │</w:t>
+              <w:br/>
+              <w:t xml:space="preserve">       │                  │                                                     │</w:t>
+              <w:br/>
+              <w:t xml:space="preserve">       │                  │        BOOST POWER INDUCTOR                         │</w:t>
+              <w:br/>
+              <w:t xml:space="preserve">       │                  │    +---[ L1: 15µH / 12A Shielded ]---+              │</w:t>
+              <w:br/>
+              <w:t xml:space="preserve">       │                  │    |   Vishay IHLP-5050FD-01         |              │</w:t>
+              <w:br/>
+              <w:t xml:space="preserve">       │                  │    |   (DCR = 9.5mΩ, Isat = 14A)     |              │</w:t>
+              <w:br/>
+              <w:t xml:space="preserve">       │                  │    |                                 |              │</w:t>
+              <w:br/>
+              <w:t xml:space="preserve">       │                  │    +---------------------------------+              │</w:t>
+              <w:br/>
+              <w:t xml:space="preserve">       │                  │                                      │              │</w:t>
+              <w:br/>
+              <w:t xml:space="preserve">       │                  │                                      +=== SWITCHING NODE (SW)</w:t>
+              <w:br/>
+              <w:t xml:space="preserve">       │                  │                                      |    (0V to +24.7V pulse)</w:t>
+              <w:br/>
+              <w:t xml:space="preserve">       │                  │                                      |</w:t>
+              <w:br/>
+              <w:t xml:space="preserve">       │                  │          +---[ R_snub: 4.7Ω / 1W ]---+</w:t>
+              <w:br/>
+              <w:t xml:space="preserve">       │                  │          |</w:t>
+              <w:br/>
+              <w:t xml:space="preserve">       │                  │         ┌┴┐ C_snub: 470pF / 100V C0G</w:t>
+              <w:br/>
+              <w:t xml:space="preserve">       │                  │         └┬┘ (Suppresses high dv/dt overshoot)</w:t>
+              <w:br/>
+              <w:t xml:space="preserve">       │                  │          |</w:t>
+              <w:br/>
+              <w:t xml:space="preserve">       │                  │         PGND</w:t>
+              <w:br/>
+              <w:t xml:space="preserve">       │                  │          |</w:t>
+              <w:br/>
+              <w:t xml:space="preserve">       │                  │          │ Drain (D)             BOOST RECTIFIER DIODE</w:t>
+              <w:br/>
+              <w:t xml:space="preserve">       │                  │         ┌┴──────────────┐        +---[ D1: SiC Schottky ]---+</w:t>
+              <w:br/>
+              <w:t xml:space="preserve">       │                  │         │ Q1: N-MOSFET  │        |   Wolfspeed C3D04060A    |</w:t>
+              <w:br/>
+              <w:t xml:space="preserve">       │                  │         │ IPP045N10N5   │        |   (600V, 4A, Qrr = 0)    |</w:t>
+              <w:br/>
+              <w:t xml:space="preserve">       │                  │  +-----&gt;│ (100V, 4.5mΩ) │        +---[ Anode  -&gt;|  Cath ]---+</w:t>
+              <w:br/>
+              <w:t xml:space="preserve">       │                  │  | Gate └┬──────────────┘                               │</w:t>
+              <w:br/>
+              <w:t xml:space="preserve">       │                  │  |       │ Source (S)                                   │</w:t>
+              <w:br/>
+              <w:t xml:space="preserve">       │                  │  |       │                                              +=== +VOUT (+24V/5A)</w:t>
+              <w:br/>
+              <w:t xml:space="preserve">       │                  │  |       +---[ Kelvin Sense CS+ ]                       │</w:t>
+              <w:br/>
+              <w:t xml:space="preserve">       │                  │  |       │                                             ┌┴──────────────────┐</w:t>
+              <w:br/>
+              <w:t xml:space="preserve">       │                  │  |      ┌┴┐ R_shunt: 5.0mΩ / 2W 1%                     │ COUT_BULK         │</w:t>
+              <w:br/>
+              <w:t xml:space="preserve">       │                  │  |      │ │ Metal Strip Shunt                         ┌┴┐ 2x 330µF/35V Poly ┌┴┐ COUT_CER</w:t>
+              <w:br/>
+              <w:t xml:space="preserve">       │                  │  |      └┬┘ (Current Sense)                           │ │ (ESR = 10mΩ)     │ │ 3x 10µF/50V</w:t>
+              <w:br/>
+              <w:t xml:space="preserve">       │                  │  |       │                                            └┬┘                  └┬┘ X7R 1210</w:t>
+              <w:br/>
+              <w:t xml:space="preserve">       │                  │  |       +---[ Kelvin Sense CS- ]                      │                    │</w:t>
+              <w:br/>
+              <w:t xml:space="preserve">       │                  │  |       │                                             │       +VOUT        │</w:t>
+              <w:br/>
+              <w:t xml:space="preserve">       │                  │  |      PGND                                           │         │          │</w:t>
+              <w:br/>
+              <w:t xml:space="preserve">       │                  │  |                                                     │      [ R_fb1: 28.7kΩ, 0.1% ]</w:t>
+              <w:br/>
+              <w:t xml:space="preserve">       │                  │  |  +---[ GATE DRIVER &amp; CONTROLLER INTERFACE ]---+     │         │</w:t>
+              <w:br/>
+              <w:t xml:space="preserve">       │                  │  |  |                                            |     │         +---&gt; V_FB (To Controller)</w:t>
+              <w:br/>
+              <w:t xml:space="preserve">       │                  │  +--+--[ R_g: 4.7Ω ]&lt;-- OUT (Pin 7: UCC27517)    |     │         │     (V_ref = 1.000V)</w:t>
+              <w:br/>
+              <w:t xml:space="preserve">       │                  │     |                   VDD (Pin 6) &lt;-- +12V_DRV |     │      [ R_fb2: 1.24kΩ, 0.1% ]</w:t>
+              <w:br/>
+              <w:t xml:space="preserve">       │                  │     |                   IN+ (Pin 2) &lt;-- PWM_IN   |     │         │</w:t>
+              <w:br/>
+              <w:t xml:space="preserve">       │                  │     |                   GND (Pin 3) ---&gt; PGND    |     │        AGND (Quiet Ground)</w:t>
+              <w:br/>
+              <w:t xml:space="preserve">       │                  │     +--------------------------------------------+     │         │</w:t>
+              <w:br/>
+              <w:t xml:space="preserve">       │                  │                                                        │      (Single Star Point)</w:t>
+              <w:br/>
+              <w:t xml:space="preserve">   PGND┴──────────────────┴────────────────────────────────────────────────────────┴─────────+────────&gt; GND (Return)</w:t>
+            </w:r>
+          </w:p>
+        </w:tc>
+      </w:tr>
+    </w:tbl>
+    <w:p/>
+    <w:p>
+      <w:pPr>
+        <w:spacing w:before="160" w:after="80"/>
+      </w:pPr>
+      <w:r>
+        <w:rPr>
+          <w:b/>
+          <w:color w:val="4682B4"/>
+          <w:sz w:val="24"/>
+        </w:rPr>
+        <w:t>1.1 Detailed Component Connection Netlist &amp; Terminal Details:</w:t>
+      </w:r>
+    </w:p>
+    <w:tbl>
+      <w:tblPr>
+        <w:tblW w:type="auto" w:w="0"/>
+        <w:jc w:val="center"/>
+        <w:tblLook w:firstColumn="1" w:firstRow="1" w:lastColumn="0" w:lastRow="0" w:noHBand="0" w:noVBand="1" w:val="04A0"/>
+        <w:tblBorders>
+          <w:top w:val="single" w:sz="4" w:space="0" w:color="D0D7DE"/>
+          <w:left w:val="none"/>
+          <w:bottom w:val="single" w:sz="8" w:space="0" w:color="D0D7DE"/>
+          <w:right w:val="none"/>
+          <w:insideH w:val="single" w:sz="4" w:space="0" w:color="D0D7DE"/>
+          <w:insideV w:val="none"/>
+        </w:tblBorders>
+      </w:tblPr>
+      <w:tblGrid>
+        <w:gridCol w:w="1958"/>
+        <w:gridCol w:w="1958"/>
+        <w:gridCol w:w="1958"/>
+        <w:gridCol w:w="1958"/>
+        <w:gridCol w:w="1958"/>
+      </w:tblGrid>
+      <w:tr>
+        <w:tc>
+          <w:tcPr>
+            <w:tcW w:type="dxa" w:w="1958"/>
+            <w:shd w:fill="204A6E"/>
+            <w:tcMar>
+              <w:top w:w="100" w:type="dxa"/>
+              <w:bottom w:w="100" w:type="dxa"/>
+              <w:left w:w="120" w:type="dxa"/>
+              <w:right w:w="120" w:type="dxa"/>
+            </w:tcMar>
+            <w:vAlign w:val="center"/>
+          </w:tcPr>
+          <w:p>
+            <w:pPr>
+              <w:spacing w:after="0"/>
+            </w:pPr>
+            <w:r>
+              <w:rPr>
+                <w:b/>
+                <w:color w:val="FFFFFF"/>
+                <w:sz w:val="19"/>
+              </w:rPr>
+              <w:t>Net Name</w:t>
+            </w:r>
+          </w:p>
+        </w:tc>
+        <w:tc>
+          <w:tcPr>
+            <w:tcW w:type="dxa" w:w="1958"/>
+            <w:shd w:fill="204A6E"/>
+            <w:tcMar>
+              <w:top w:w="100" w:type="dxa"/>
+              <w:bottom w:w="100" w:type="dxa"/>
+              <w:left w:w="120" w:type="dxa"/>
+              <w:right w:w="120" w:type="dxa"/>
+            </w:tcMar>
+            <w:vAlign w:val="center"/>
+          </w:tcPr>
+          <w:p>
+            <w:pPr>
+              <w:spacing w:after="0"/>
+            </w:pPr>
+            <w:r>
+              <w:rPr>
+                <w:b/>
+                <w:color w:val="FFFFFF"/>
+                <w:sz w:val="19"/>
+              </w:rPr>
+              <w:t>Source (Pin / Terminal)</w:t>
+            </w:r>
+          </w:p>
+        </w:tc>
+        <w:tc>
+          <w:tcPr>
+            <w:tcW w:type="dxa" w:w="1958"/>
+            <w:shd w:fill="204A6E"/>
+            <w:tcMar>
+              <w:top w:w="100" w:type="dxa"/>
+              <w:bottom w:w="100" w:type="dxa"/>
+              <w:left w:w="120" w:type="dxa"/>
+              <w:right w:w="120" w:type="dxa"/>
+            </w:tcMar>
+            <w:vAlign w:val="center"/>
+          </w:tcPr>
+          <w:p>
+            <w:pPr>
+              <w:spacing w:after="0"/>
+            </w:pPr>
+            <w:r>
+              <w:rPr>
+                <w:b/>
+                <w:color w:val="FFFFFF"/>
+                <w:sz w:val="19"/>
+              </w:rPr>
+              <w:t>Destination (Pin / Terminal)</w:t>
+            </w:r>
+          </w:p>
+        </w:tc>
+        <w:tc>
+          <w:tcPr>
+            <w:tcW w:type="dxa" w:w="1958"/>
+            <w:shd w:fill="204A6E"/>
+            <w:tcMar>
+              <w:top w:w="100" w:type="dxa"/>
+              <w:bottom w:w="100" w:type="dxa"/>
+              <w:left w:w="120" w:type="dxa"/>
+              <w:right w:w="120" w:type="dxa"/>
+            </w:tcMar>
+            <w:vAlign w:val="center"/>
+          </w:tcPr>
+          <w:p>
+            <w:pPr>
+              <w:spacing w:after="0"/>
+            </w:pPr>
+            <w:r>
+              <w:rPr>
+                <w:b/>
+                <w:color w:val="FFFFFF"/>
+                <w:sz w:val="19"/>
+              </w:rPr>
+              <w:t>Electrical Function</w:t>
+            </w:r>
+          </w:p>
+        </w:tc>
+        <w:tc>
+          <w:tcPr>
+            <w:tcW w:type="dxa" w:w="1958"/>
+            <w:shd w:fill="204A6E"/>
+            <w:tcMar>
+              <w:top w:w="100" w:type="dxa"/>
+              <w:bottom w:w="100" w:type="dxa"/>
+              <w:left w:w="120" w:type="dxa"/>
+              <w:right w:w="120" w:type="dxa"/>
+            </w:tcMar>
+            <w:vAlign w:val="center"/>
+          </w:tcPr>
+          <w:p>
+            <w:pPr>
+              <w:spacing w:after="0"/>
+            </w:pPr>
+            <w:r>
+              <w:rPr>
+                <w:b/>
+                <w:color w:val="FFFFFF"/>
+                <w:sz w:val="19"/>
+              </w:rPr>
+              <w:t>Hardware Engineering Notes</w:t>
+            </w:r>
+          </w:p>
+        </w:tc>
+      </w:tr>
+      <w:tr>
+        <w:tc>
+          <w:tcPr>
+            <w:tcW w:type="dxa" w:w="1958"/>
+            <w:tcMar>
+              <w:top w:w="80" w:type="dxa"/>
+              <w:bottom w:w="80" w:type="dxa"/>
+              <w:left w:w="120" w:type="dxa"/>
+              <w:right w:w="120" w:type="dxa"/>
+            </w:tcMar>
+            <w:vAlign w:val="center"/>
+          </w:tcPr>
+          <w:p>
+            <w:pPr>
+              <w:spacing w:after="0"/>
+            </w:pPr>
+            <w:r>
+              <w:rPr>
+                <w:b/>
+                <w:color w:val="282C34"/>
+                <w:sz w:val="18"/>
+              </w:rPr>
+              <w:t>+VIN_FILT</w:t>
+            </w:r>
+          </w:p>
+        </w:tc>
+        <w:tc>
+          <w:tcPr>
+            <w:tcW w:type="dxa" w:w="1958"/>
+            <w:tcMar>
+              <w:top w:w="80" w:type="dxa"/>
+              <w:bottom w:w="80" w:type="dxa"/>
+              <w:left w:w="120" w:type="dxa"/>
+              <w:right w:w="120" w:type="dxa"/>
+            </w:tcMar>
+            <w:vAlign w:val="center"/>
+          </w:tcPr>
+          <w:p>
+            <w:pPr>
+              <w:spacing w:after="0"/>
+            </w:pPr>
+            <w:r>
+              <w:rPr>
+                <w:color w:val="282C34"/>
+                <w:sz w:val="18"/>
+              </w:rPr>
+              <w:t xml:space="preserve">Fuse </w:t>
+            </w:r>
+            <w:r>
+              <w:rPr>
+                <w:i/>
+                <w:color w:val="145AA0"/>
+                <w:sz w:val="18"/>
+              </w:rPr>
+              <w:t>F_1</w:t>
+            </w:r>
+            <w:r>
+              <w:rPr>
+                <w:color w:val="282C34"/>
+                <w:sz w:val="18"/>
+              </w:rPr>
+              <w:t xml:space="preserve"> Output</w:t>
+            </w:r>
+          </w:p>
+        </w:tc>
+        <w:tc>
+          <w:tcPr>
+            <w:tcW w:type="dxa" w:w="1958"/>
+            <w:tcMar>
+              <w:top w:w="80" w:type="dxa"/>
+              <w:bottom w:w="80" w:type="dxa"/>
+              <w:left w:w="120" w:type="dxa"/>
+              <w:right w:w="120" w:type="dxa"/>
+            </w:tcMar>
+            <w:vAlign w:val="center"/>
+          </w:tcPr>
+          <w:p>
+            <w:pPr>
+              <w:spacing w:after="0"/>
+            </w:pPr>
+            <w:r>
+              <w:rPr>
+                <w:i/>
+                <w:color w:val="145AA0"/>
+                <w:sz w:val="18"/>
+              </w:rPr>
+              <w:t>C_{in</w:t>
+            </w:r>
+            <w:r>
+              <w:rPr>
+                <w:color w:val="282C34"/>
+                <w:sz w:val="18"/>
+              </w:rPr>
+              <w:t xml:space="preserve"> bank (+), Inductor </w:t>
+            </w:r>
+            <w:r>
+              <w:rPr>
+                <w:i/>
+                <w:color w:val="145AA0"/>
+                <w:sz w:val="18"/>
+              </w:rPr>
+              <w:t>L_1</w:t>
+            </w:r>
+            <w:r>
+              <w:rPr>
+                <w:color w:val="282C34"/>
+                <w:sz w:val="18"/>
+              </w:rPr>
+              <w:t xml:space="preserve"> Terminal 1</w:t>
+            </w:r>
+          </w:p>
+        </w:tc>
+        <w:tc>
+          <w:tcPr>
+            <w:tcW w:type="dxa" w:w="1958"/>
+            <w:tcMar>
+              <w:top w:w="80" w:type="dxa"/>
+              <w:bottom w:w="80" w:type="dxa"/>
+              <w:left w:w="120" w:type="dxa"/>
+              <w:right w:w="120" w:type="dxa"/>
+            </w:tcMar>
+            <w:vAlign w:val="center"/>
+          </w:tcPr>
+          <w:p>
+            <w:pPr>
+              <w:spacing w:after="0"/>
+            </w:pPr>
+            <w:r>
+              <w:rPr>
+                <w:color w:val="282C34"/>
+                <w:sz w:val="18"/>
+              </w:rPr>
+              <w:t>Filtered DC input supply bus</w:t>
+            </w:r>
+          </w:p>
+        </w:tc>
+        <w:tc>
+          <w:tcPr>
+            <w:tcW w:type="dxa" w:w="1958"/>
+            <w:tcMar>
+              <w:top w:w="80" w:type="dxa"/>
+              <w:bottom w:w="80" w:type="dxa"/>
+              <w:left w:w="120" w:type="dxa"/>
+              <w:right w:w="120" w:type="dxa"/>
+            </w:tcMar>
+            <w:vAlign w:val="center"/>
+          </w:tcPr>
+          <w:p>
+            <w:pPr>
+              <w:spacing w:after="0"/>
+            </w:pPr>
+            <w:r>
+              <w:rPr>
+                <w:color w:val="282C34"/>
+                <w:sz w:val="18"/>
+              </w:rPr>
+              <w:t>Solid copper pour rated for 12A continuous current.</w:t>
+            </w:r>
+          </w:p>
+        </w:tc>
+      </w:tr>
+      <w:tr>
+        <w:tc>
+          <w:tcPr>
+            <w:tcW w:type="dxa" w:w="1958"/>
+            <w:shd w:fill="F4F7F9"/>
+            <w:tcMar>
+              <w:top w:w="80" w:type="dxa"/>
+              <w:bottom w:w="80" w:type="dxa"/>
+              <w:left w:w="120" w:type="dxa"/>
+              <w:right w:w="120" w:type="dxa"/>
+            </w:tcMar>
+            <w:vAlign w:val="center"/>
+          </w:tcPr>
+          <w:p>
+            <w:pPr>
+              <w:spacing w:after="0"/>
+            </w:pPr>
+            <w:r>
+              <w:rPr>
+                <w:b/>
+                <w:color w:val="282C34"/>
+                <w:sz w:val="18"/>
+              </w:rPr>
+              <w:t>SW (Switching Node)</w:t>
+            </w:r>
+          </w:p>
+        </w:tc>
+        <w:tc>
+          <w:tcPr>
+            <w:tcW w:type="dxa" w:w="1958"/>
+            <w:shd w:fill="F4F7F9"/>
+            <w:tcMar>
+              <w:top w:w="80" w:type="dxa"/>
+              <w:bottom w:w="80" w:type="dxa"/>
+              <w:left w:w="120" w:type="dxa"/>
+              <w:right w:w="120" w:type="dxa"/>
+            </w:tcMar>
+            <w:vAlign w:val="center"/>
+          </w:tcPr>
+          <w:p>
+            <w:pPr>
+              <w:spacing w:after="0"/>
+            </w:pPr>
+            <w:r>
+              <w:rPr>
+                <w:color w:val="282C34"/>
+                <w:sz w:val="18"/>
+              </w:rPr>
+              <w:t xml:space="preserve">Inductor </w:t>
+            </w:r>
+            <w:r>
+              <w:rPr>
+                <w:i/>
+                <w:color w:val="145AA0"/>
+                <w:sz w:val="18"/>
+              </w:rPr>
+              <w:t>L_1</w:t>
+            </w:r>
+            <w:r>
+              <w:rPr>
+                <w:color w:val="282C34"/>
+                <w:sz w:val="18"/>
+              </w:rPr>
+              <w:t xml:space="preserve"> Pin 2, </w:t>
+            </w:r>
+            <w:r>
+              <w:rPr>
+                <w:i/>
+                <w:color w:val="145AA0"/>
+                <w:sz w:val="18"/>
+              </w:rPr>
+              <w:t>Q_1</w:t>
+            </w:r>
+            <w:r>
+              <w:rPr>
+                <w:color w:val="282C34"/>
+                <w:sz w:val="18"/>
+              </w:rPr>
+              <w:t xml:space="preserve"> Drain (Tab)</w:t>
+            </w:r>
+          </w:p>
+        </w:tc>
+        <w:tc>
+          <w:tcPr>
+            <w:tcW w:type="dxa" w:w="1958"/>
+            <w:shd w:fill="F4F7F9"/>
+            <w:tcMar>
+              <w:top w:w="80" w:type="dxa"/>
+              <w:bottom w:w="80" w:type="dxa"/>
+              <w:left w:w="120" w:type="dxa"/>
+              <w:right w:w="120" w:type="dxa"/>
+            </w:tcMar>
+            <w:vAlign w:val="center"/>
+          </w:tcPr>
+          <w:p>
+            <w:pPr>
+              <w:spacing w:after="0"/>
+            </w:pPr>
+            <w:r>
+              <w:rPr>
+                <w:color w:val="282C34"/>
+                <w:sz w:val="18"/>
+              </w:rPr>
+              <w:t xml:space="preserve">Diode </w:t>
+            </w:r>
+            <w:r>
+              <w:rPr>
+                <w:i/>
+                <w:color w:val="145AA0"/>
+                <w:sz w:val="18"/>
+              </w:rPr>
+              <w:t>D_1</w:t>
+            </w:r>
+            <w:r>
+              <w:rPr>
+                <w:color w:val="282C34"/>
+                <w:sz w:val="18"/>
+              </w:rPr>
+              <w:t xml:space="preserve"> Anode, Snubber </w:t>
+            </w:r>
+            <w:r>
+              <w:rPr>
+                <w:i/>
+                <w:color w:val="145AA0"/>
+                <w:sz w:val="18"/>
+              </w:rPr>
+              <w:t>R_{snub</w:t>
+            </w:r>
+            <w:r>
+              <w:rPr>
+                <w:color w:val="282C34"/>
+                <w:sz w:val="18"/>
+              </w:rPr>
+              <w:t xml:space="preserve"> Pin 1</w:t>
+            </w:r>
+          </w:p>
+        </w:tc>
+        <w:tc>
+          <w:tcPr>
+            <w:tcW w:type="dxa" w:w="1958"/>
+            <w:shd w:fill="F4F7F9"/>
+            <w:tcMar>
+              <w:top w:w="80" w:type="dxa"/>
+              <w:bottom w:w="80" w:type="dxa"/>
+              <w:left w:w="120" w:type="dxa"/>
+              <w:right w:w="120" w:type="dxa"/>
+            </w:tcMar>
+            <w:vAlign w:val="center"/>
+          </w:tcPr>
+          <w:p>
+            <w:pPr>
+              <w:spacing w:after="0"/>
+            </w:pPr>
+            <w:r>
+              <w:rPr>
+                <w:color w:val="282C34"/>
+                <w:sz w:val="18"/>
+              </w:rPr>
+              <w:t>Pulsating square-wave voltage node</w:t>
+            </w:r>
+          </w:p>
+        </w:tc>
+        <w:tc>
+          <w:tcPr>
+            <w:tcW w:type="dxa" w:w="1958"/>
+            <w:shd w:fill="F4F7F9"/>
+            <w:tcMar>
+              <w:top w:w="80" w:type="dxa"/>
+              <w:bottom w:w="80" w:type="dxa"/>
+              <w:left w:w="120" w:type="dxa"/>
+              <w:right w:w="120" w:type="dxa"/>
+            </w:tcMar>
+            <w:vAlign w:val="center"/>
+          </w:tcPr>
+          <w:p>
+            <w:pPr>
+              <w:spacing w:after="0"/>
+            </w:pPr>
+            <w:r>
+              <w:rPr>
+                <w:color w:val="282C34"/>
+                <w:sz w:val="18"/>
+              </w:rPr>
+              <w:t xml:space="preserve">Keep trace short and wide; place diode </w:t>
+            </w:r>
+            <w:r>
+              <w:rPr>
+                <w:i/>
+                <w:color w:val="145AA0"/>
+                <w:sz w:val="18"/>
+              </w:rPr>
+              <w:t>D_1</w:t>
+            </w:r>
+            <w:r>
+              <w:rPr>
+                <w:color w:val="282C34"/>
+                <w:sz w:val="18"/>
+              </w:rPr>
+              <w:t xml:space="preserve"> anode directly abutting </w:t>
+            </w:r>
+            <w:r>
+              <w:rPr>
+                <w:i/>
+                <w:color w:val="145AA0"/>
+                <w:sz w:val="18"/>
+              </w:rPr>
+              <w:t>Q_1</w:t>
+            </w:r>
+            <w:r>
+              <w:rPr>
+                <w:color w:val="282C34"/>
+                <w:sz w:val="18"/>
+              </w:rPr>
+              <w:t xml:space="preserve"> drain tab.</w:t>
+            </w:r>
+          </w:p>
+        </w:tc>
+      </w:tr>
+      <w:tr>
+        <w:tc>
+          <w:tcPr>
+            <w:tcW w:type="dxa" w:w="1958"/>
+            <w:tcMar>
+              <w:top w:w="80" w:type="dxa"/>
+              <w:bottom w:w="80" w:type="dxa"/>
+              <w:left w:w="120" w:type="dxa"/>
+              <w:right w:w="120" w:type="dxa"/>
+            </w:tcMar>
+            <w:vAlign w:val="center"/>
+          </w:tcPr>
+          <w:p>
+            <w:pPr>
+              <w:spacing w:after="0"/>
+            </w:pPr>
+            <w:r>
+              <w:rPr>
+                <w:b/>
+                <w:color w:val="282C34"/>
+                <w:sz w:val="18"/>
+              </w:rPr>
+              <w:t>GATE_DRV</w:t>
+            </w:r>
+          </w:p>
+        </w:tc>
+        <w:tc>
+          <w:tcPr>
+            <w:tcW w:type="dxa" w:w="1958"/>
+            <w:tcMar>
+              <w:top w:w="80" w:type="dxa"/>
+              <w:bottom w:w="80" w:type="dxa"/>
+              <w:left w:w="120" w:type="dxa"/>
+              <w:right w:w="120" w:type="dxa"/>
+            </w:tcMar>
+            <w:vAlign w:val="center"/>
+          </w:tcPr>
+          <w:p>
+            <w:pPr>
+              <w:spacing w:after="0"/>
+            </w:pPr>
+            <w:r>
+              <w:rPr>
+                <w:color w:val="282C34"/>
+                <w:sz w:val="18"/>
+              </w:rPr>
+              <w:t>Driver OUT (UCC27517 Pin 7)</w:t>
+            </w:r>
+          </w:p>
+        </w:tc>
+        <w:tc>
+          <w:tcPr>
+            <w:tcW w:type="dxa" w:w="1958"/>
+            <w:tcMar>
+              <w:top w:w="80" w:type="dxa"/>
+              <w:bottom w:w="80" w:type="dxa"/>
+              <w:left w:w="120" w:type="dxa"/>
+              <w:right w:w="120" w:type="dxa"/>
+            </w:tcMar>
+            <w:vAlign w:val="center"/>
+          </w:tcPr>
+          <w:p>
+            <w:pPr>
+              <w:spacing w:after="0"/>
+            </w:pPr>
+            <w:r>
+              <w:rPr>
+                <w:color w:val="282C34"/>
+                <w:sz w:val="18"/>
+              </w:rPr>
+              <w:t xml:space="preserve">Resistor </w:t>
+            </w:r>
+            <w:r>
+              <w:rPr>
+                <w:i/>
+                <w:color w:val="145AA0"/>
+                <w:sz w:val="18"/>
+              </w:rPr>
+              <w:t>R_g</w:t>
+            </w:r>
+            <w:r>
+              <w:rPr>
+                <w:color w:val="282C34"/>
+                <w:sz w:val="18"/>
+              </w:rPr>
+              <w:t xml:space="preserve"> Pin 1 -&gt; </w:t>
+            </w:r>
+            <w:r>
+              <w:rPr>
+                <w:i/>
+                <w:color w:val="145AA0"/>
+                <w:sz w:val="18"/>
+              </w:rPr>
+              <w:t>Q_1</w:t>
+            </w:r>
+            <w:r>
+              <w:rPr>
+                <w:color w:val="282C34"/>
+                <w:sz w:val="18"/>
+              </w:rPr>
+              <w:t xml:space="preserve"> Gate (Pin 1)</w:t>
+            </w:r>
+          </w:p>
+        </w:tc>
+        <w:tc>
+          <w:tcPr>
+            <w:tcW w:type="dxa" w:w="1958"/>
+            <w:tcMar>
+              <w:top w:w="80" w:type="dxa"/>
+              <w:bottom w:w="80" w:type="dxa"/>
+              <w:left w:w="120" w:type="dxa"/>
+              <w:right w:w="120" w:type="dxa"/>
+            </w:tcMar>
+            <w:vAlign w:val="center"/>
+          </w:tcPr>
+          <w:p>
+            <w:pPr>
+              <w:spacing w:after="0"/>
+            </w:pPr>
+            <w:r>
+              <w:rPr>
+                <w:color w:val="282C34"/>
+                <w:sz w:val="18"/>
+              </w:rPr>
+              <w:t>High-speed gate charging output</w:t>
+            </w:r>
+          </w:p>
+        </w:tc>
+        <w:tc>
+          <w:tcPr>
+            <w:tcW w:type="dxa" w:w="1958"/>
+            <w:tcMar>
+              <w:top w:w="80" w:type="dxa"/>
+              <w:bottom w:w="80" w:type="dxa"/>
+              <w:left w:w="120" w:type="dxa"/>
+              <w:right w:w="120" w:type="dxa"/>
+            </w:tcMar>
+            <w:vAlign w:val="center"/>
+          </w:tcPr>
+          <w:p>
+            <w:pPr>
+              <w:spacing w:after="0"/>
+            </w:pPr>
+            <w:r>
+              <w:rPr>
+                <w:color w:val="282C34"/>
+                <w:sz w:val="18"/>
+              </w:rPr>
+              <w:t>Minimize loop area between GATE_DRV and PGND return to avoid spurious turn-on.</w:t>
+            </w:r>
+          </w:p>
+        </w:tc>
+      </w:tr>
+      <w:tr>
+        <w:tc>
+          <w:tcPr>
+            <w:tcW w:type="dxa" w:w="1958"/>
+            <w:shd w:fill="F4F7F9"/>
+            <w:tcMar>
+              <w:top w:w="80" w:type="dxa"/>
+              <w:bottom w:w="80" w:type="dxa"/>
+              <w:left w:w="120" w:type="dxa"/>
+              <w:right w:w="120" w:type="dxa"/>
+            </w:tcMar>
+            <w:vAlign w:val="center"/>
+          </w:tcPr>
+          <w:p>
+            <w:pPr>
+              <w:spacing w:after="0"/>
+            </w:pPr>
+            <w:r>
+              <w:rPr>
+                <w:b/>
+                <w:color w:val="282C34"/>
+                <w:sz w:val="18"/>
+              </w:rPr>
+              <w:t>CS_P / CS_N</w:t>
+            </w:r>
+          </w:p>
+        </w:tc>
+        <w:tc>
+          <w:tcPr>
+            <w:tcW w:type="dxa" w:w="1958"/>
+            <w:shd w:fill="F4F7F9"/>
+            <w:tcMar>
+              <w:top w:w="80" w:type="dxa"/>
+              <w:bottom w:w="80" w:type="dxa"/>
+              <w:left w:w="120" w:type="dxa"/>
+              <w:right w:w="120" w:type="dxa"/>
+            </w:tcMar>
+            <w:vAlign w:val="center"/>
+          </w:tcPr>
+          <w:p>
+            <w:pPr>
+              <w:spacing w:after="0"/>
+            </w:pPr>
+            <w:r>
+              <w:rPr>
+                <w:i/>
+                <w:color w:val="145AA0"/>
+                <w:sz w:val="18"/>
+              </w:rPr>
+              <w:t>R_{shunt</w:t>
+            </w:r>
+            <w:r>
+              <w:rPr>
+                <w:color w:val="282C34"/>
+                <w:sz w:val="18"/>
+              </w:rPr>
+              <w:t xml:space="preserve"> Top / Bottom Kelvin Pads</w:t>
+            </w:r>
+          </w:p>
+        </w:tc>
+        <w:tc>
+          <w:tcPr>
+            <w:tcW w:type="dxa" w:w="1958"/>
+            <w:shd w:fill="F4F7F9"/>
+            <w:tcMar>
+              <w:top w:w="80" w:type="dxa"/>
+              <w:bottom w:w="80" w:type="dxa"/>
+              <w:left w:w="120" w:type="dxa"/>
+              <w:right w:w="120" w:type="dxa"/>
+            </w:tcMar>
+            <w:vAlign w:val="center"/>
+          </w:tcPr>
+          <w:p>
+            <w:pPr>
+              <w:spacing w:after="0"/>
+            </w:pPr>
+            <w:r>
+              <w:rPr>
+                <w:color w:val="282C34"/>
+                <w:sz w:val="18"/>
+              </w:rPr>
+              <w:t>PWM Controller Current Sense Pins</w:t>
+            </w:r>
+          </w:p>
+        </w:tc>
+        <w:tc>
+          <w:tcPr>
+            <w:tcW w:type="dxa" w:w="1958"/>
+            <w:shd w:fill="F4F7F9"/>
+            <w:tcMar>
+              <w:top w:w="80" w:type="dxa"/>
+              <w:bottom w:w="80" w:type="dxa"/>
+              <w:left w:w="120" w:type="dxa"/>
+              <w:right w:w="120" w:type="dxa"/>
+            </w:tcMar>
+            <w:vAlign w:val="center"/>
+          </w:tcPr>
+          <w:p>
+            <w:pPr>
+              <w:spacing w:after="0"/>
+            </w:pPr>
+            <w:r>
+              <w:rPr>
+                <w:color w:val="282C34"/>
+                <w:sz w:val="18"/>
+              </w:rPr>
+              <w:t>Peak current &amp; overcurrent monitor</w:t>
+            </w:r>
+          </w:p>
+        </w:tc>
+        <w:tc>
+          <w:tcPr>
+            <w:tcW w:type="dxa" w:w="1958"/>
+            <w:shd w:fill="F4F7F9"/>
+            <w:tcMar>
+              <w:top w:w="80" w:type="dxa"/>
+              <w:bottom w:w="80" w:type="dxa"/>
+              <w:left w:w="120" w:type="dxa"/>
+              <w:right w:w="120" w:type="dxa"/>
+            </w:tcMar>
+            <w:vAlign w:val="center"/>
+          </w:tcPr>
+          <w:p>
+            <w:pPr>
+              <w:spacing w:after="0"/>
+            </w:pPr>
+            <w:r>
+              <w:rPr>
+                <w:color w:val="282C34"/>
+                <w:sz w:val="18"/>
+              </w:rPr>
+              <w:t>Route as balanced shielded twisted-pair trace directly to controller sense pins.</w:t>
+            </w:r>
+          </w:p>
+        </w:tc>
+      </w:tr>
+      <w:tr>
+        <w:tc>
+          <w:tcPr>
+            <w:tcW w:type="dxa" w:w="1958"/>
+            <w:tcMar>
+              <w:top w:w="80" w:type="dxa"/>
+              <w:bottom w:w="80" w:type="dxa"/>
+              <w:left w:w="120" w:type="dxa"/>
+              <w:right w:w="120" w:type="dxa"/>
+            </w:tcMar>
+            <w:vAlign w:val="center"/>
+          </w:tcPr>
+          <w:p>
+            <w:pPr>
+              <w:spacing w:after="0"/>
+            </w:pPr>
+            <w:r>
+              <w:rPr>
+                <w:b/>
+                <w:color w:val="282C34"/>
+                <w:sz w:val="18"/>
+              </w:rPr>
+              <w:t>+VOUT</w:t>
+            </w:r>
+          </w:p>
+        </w:tc>
+        <w:tc>
+          <w:tcPr>
+            <w:tcW w:type="dxa" w:w="1958"/>
+            <w:tcMar>
+              <w:top w:w="80" w:type="dxa"/>
+              <w:bottom w:w="80" w:type="dxa"/>
+              <w:left w:w="120" w:type="dxa"/>
+              <w:right w:w="120" w:type="dxa"/>
+            </w:tcMar>
+            <w:vAlign w:val="center"/>
+          </w:tcPr>
+          <w:p>
+            <w:pPr>
+              <w:spacing w:after="0"/>
+            </w:pPr>
+            <w:r>
+              <w:rPr>
+                <w:color w:val="282C34"/>
+                <w:sz w:val="18"/>
+              </w:rPr>
+              <w:t xml:space="preserve">Diode </w:t>
+            </w:r>
+            <w:r>
+              <w:rPr>
+                <w:i/>
+                <w:color w:val="145AA0"/>
+                <w:sz w:val="18"/>
+              </w:rPr>
+              <w:t>D_1</w:t>
+            </w:r>
+            <w:r>
+              <w:rPr>
+                <w:color w:val="282C34"/>
+                <w:sz w:val="18"/>
+              </w:rPr>
+              <w:t xml:space="preserve"> Cathode</w:t>
+            </w:r>
+          </w:p>
+        </w:tc>
+        <w:tc>
+          <w:tcPr>
+            <w:tcW w:type="dxa" w:w="1958"/>
+            <w:tcMar>
+              <w:top w:w="80" w:type="dxa"/>
+              <w:bottom w:w="80" w:type="dxa"/>
+              <w:left w:w="120" w:type="dxa"/>
+              <w:right w:w="120" w:type="dxa"/>
+            </w:tcMar>
+            <w:vAlign w:val="center"/>
+          </w:tcPr>
+          <w:p>
+            <w:pPr>
+              <w:spacing w:after="0"/>
+            </w:pPr>
+            <w:r>
+              <w:rPr>
+                <w:i/>
+                <w:color w:val="145AA0"/>
+                <w:sz w:val="18"/>
+              </w:rPr>
+              <w:t>C_{out</w:t>
+            </w:r>
+            <w:r>
+              <w:rPr>
+                <w:color w:val="282C34"/>
+                <w:sz w:val="18"/>
+              </w:rPr>
+              <w:t xml:space="preserve"> bank (+), Feedback </w:t>
+            </w:r>
+            <w:r>
+              <w:rPr>
+                <w:i/>
+                <w:color w:val="145AA0"/>
+                <w:sz w:val="18"/>
+              </w:rPr>
+              <w:t>R_{fb1</w:t>
+            </w:r>
+            <w:r>
+              <w:rPr>
+                <w:color w:val="282C34"/>
+                <w:sz w:val="18"/>
+              </w:rPr>
+              <w:t>, Load (+)</w:t>
+            </w:r>
+          </w:p>
+        </w:tc>
+        <w:tc>
+          <w:tcPr>
+            <w:tcW w:type="dxa" w:w="1958"/>
+            <w:tcMar>
+              <w:top w:w="80" w:type="dxa"/>
+              <w:bottom w:w="80" w:type="dxa"/>
+              <w:left w:w="120" w:type="dxa"/>
+              <w:right w:w="120" w:type="dxa"/>
+            </w:tcMar>
+            <w:vAlign w:val="center"/>
+          </w:tcPr>
+          <w:p>
+            <w:pPr>
+              <w:spacing w:after="0"/>
+            </w:pPr>
+            <w:r>
+              <w:rPr>
+                <w:color w:val="282C34"/>
+                <w:sz w:val="18"/>
+              </w:rPr>
+              <w:t>Stepped-up regulated +24V rail</w:t>
+            </w:r>
+          </w:p>
+        </w:tc>
+        <w:tc>
+          <w:tcPr>
+            <w:tcW w:type="dxa" w:w="1958"/>
+            <w:tcMar>
+              <w:top w:w="80" w:type="dxa"/>
+              <w:bottom w:w="80" w:type="dxa"/>
+              <w:left w:w="120" w:type="dxa"/>
+              <w:right w:w="120" w:type="dxa"/>
+            </w:tcMar>
+            <w:vAlign w:val="center"/>
+          </w:tcPr>
+          <w:p>
+            <w:pPr>
+              <w:spacing w:after="0"/>
+            </w:pPr>
+            <w:r>
+              <w:rPr>
+                <w:color w:val="282C34"/>
+                <w:sz w:val="18"/>
+              </w:rPr>
+              <w:t>Wide copper plane; output caps must absorb high pulsating reverse diode current (</w:t>
+            </w:r>
+            <w:r>
+              <w:rPr>
+                <w:i/>
+                <w:color w:val="145AA0"/>
+                <w:sz w:val="18"/>
+              </w:rPr>
+              <w:t>I_{D,rms</w:t>
+            </w:r>
+            <w:r>
+              <w:rPr>
+                <w:color w:val="282C34"/>
+                <w:sz w:val="18"/>
+              </w:rPr>
+              <w:t>).</w:t>
+            </w:r>
+          </w:p>
+        </w:tc>
+      </w:tr>
+      <w:tr>
+        <w:tc>
+          <w:tcPr>
+            <w:tcW w:type="dxa" w:w="1958"/>
+            <w:shd w:fill="F4F7F9"/>
+            <w:tcMar>
+              <w:top w:w="80" w:type="dxa"/>
+              <w:bottom w:w="80" w:type="dxa"/>
+              <w:left w:w="120" w:type="dxa"/>
+              <w:right w:w="120" w:type="dxa"/>
+            </w:tcMar>
+            <w:vAlign w:val="center"/>
+          </w:tcPr>
+          <w:p>
+            <w:pPr>
+              <w:spacing w:after="0"/>
+            </w:pPr>
+            <w:r>
+              <w:rPr>
+                <w:b/>
+                <w:color w:val="282C34"/>
+                <w:sz w:val="18"/>
+              </w:rPr>
+              <w:t>V_FB</w:t>
+            </w:r>
+          </w:p>
+        </w:tc>
+        <w:tc>
+          <w:tcPr>
+            <w:tcW w:type="dxa" w:w="1958"/>
+            <w:shd w:fill="F4F7F9"/>
+            <w:tcMar>
+              <w:top w:w="80" w:type="dxa"/>
+              <w:bottom w:w="80" w:type="dxa"/>
+              <w:left w:w="120" w:type="dxa"/>
+              <w:right w:w="120" w:type="dxa"/>
+            </w:tcMar>
+            <w:vAlign w:val="center"/>
+          </w:tcPr>
+          <w:p>
+            <w:pPr>
+              <w:spacing w:after="0"/>
+            </w:pPr>
+            <w:r>
+              <w:rPr>
+                <w:color w:val="282C34"/>
+                <w:sz w:val="18"/>
+              </w:rPr>
+              <w:t xml:space="preserve">Divider </w:t>
+            </w:r>
+            <w:r>
+              <w:rPr>
+                <w:i/>
+                <w:color w:val="145AA0"/>
+                <w:sz w:val="18"/>
+              </w:rPr>
+              <w:t>R_{fb1/R_{fb2</w:t>
+            </w:r>
+            <w:r>
+              <w:rPr>
+                <w:color w:val="282C34"/>
+                <w:sz w:val="18"/>
+              </w:rPr>
+              <w:t xml:space="preserve"> Node</w:t>
+            </w:r>
+          </w:p>
+        </w:tc>
+        <w:tc>
+          <w:tcPr>
+            <w:tcW w:type="dxa" w:w="1958"/>
+            <w:shd w:fill="F4F7F9"/>
+            <w:tcMar>
+              <w:top w:w="80" w:type="dxa"/>
+              <w:bottom w:w="80" w:type="dxa"/>
+              <w:left w:w="120" w:type="dxa"/>
+              <w:right w:w="120" w:type="dxa"/>
+            </w:tcMar>
+            <w:vAlign w:val="center"/>
+          </w:tcPr>
+          <w:p>
+            <w:pPr>
+              <w:spacing w:after="0"/>
+            </w:pPr>
+            <w:r>
+              <w:rPr>
+                <w:color w:val="282C34"/>
+                <w:sz w:val="18"/>
+              </w:rPr>
+              <w:t>Controller FB Inverting Input</w:t>
+            </w:r>
+          </w:p>
+        </w:tc>
+        <w:tc>
+          <w:tcPr>
+            <w:tcW w:type="dxa" w:w="1958"/>
+            <w:shd w:fill="F4F7F9"/>
+            <w:tcMar>
+              <w:top w:w="80" w:type="dxa"/>
+              <w:bottom w:w="80" w:type="dxa"/>
+              <w:left w:w="120" w:type="dxa"/>
+              <w:right w:w="120" w:type="dxa"/>
+            </w:tcMar>
+            <w:vAlign w:val="center"/>
+          </w:tcPr>
+          <w:p>
+            <w:pPr>
+              <w:spacing w:after="0"/>
+            </w:pPr>
+            <w:r>
+              <w:rPr>
+                <w:color w:val="282C34"/>
+                <w:sz w:val="18"/>
+              </w:rPr>
+              <w:t>Output voltage regulation feedback</w:t>
+            </w:r>
+          </w:p>
+        </w:tc>
+        <w:tc>
+          <w:tcPr>
+            <w:tcW w:type="dxa" w:w="1958"/>
+            <w:shd w:fill="F4F7F9"/>
+            <w:tcMar>
+              <w:top w:w="80" w:type="dxa"/>
+              <w:bottom w:w="80" w:type="dxa"/>
+              <w:left w:w="120" w:type="dxa"/>
+              <w:right w:w="120" w:type="dxa"/>
+            </w:tcMar>
+            <w:vAlign w:val="center"/>
+          </w:tcPr>
+          <w:p>
+            <w:pPr>
+              <w:spacing w:after="0"/>
+            </w:pPr>
+            <w:r>
+              <w:rPr>
+                <w:color w:val="282C34"/>
+                <w:sz w:val="18"/>
+              </w:rPr>
+              <w:t xml:space="preserve">Place </w:t>
+            </w:r>
+            <w:r>
+              <w:rPr>
+                <w:i/>
+                <w:color w:val="145AA0"/>
+                <w:sz w:val="18"/>
+              </w:rPr>
+              <w:t>R_{fb1/R_{fb2</w:t>
+            </w:r>
+            <w:r>
+              <w:rPr>
+                <w:color w:val="282C34"/>
+                <w:sz w:val="18"/>
+              </w:rPr>
+              <w:t xml:space="preserve"> adjacent to controller IC; route sense line away from </w:t>
+            </w:r>
+            <w:r>
+              <w:rPr>
+                <w:i/>
+                <w:color w:val="145AA0"/>
+                <w:sz w:val="18"/>
+              </w:rPr>
+              <w:t>L_1</w:t>
+            </w:r>
+            <w:r>
+              <w:rPr>
+                <w:color w:val="282C34"/>
+                <w:sz w:val="18"/>
+              </w:rPr>
+              <w:t xml:space="preserve"> magnetic core.</w:t>
+            </w:r>
+          </w:p>
+        </w:tc>
+      </w:tr>
+      <w:tr>
+        <w:tc>
+          <w:tcPr>
+            <w:tcW w:type="dxa" w:w="1958"/>
+            <w:tcMar>
+              <w:top w:w="80" w:type="dxa"/>
+              <w:bottom w:w="80" w:type="dxa"/>
+              <w:left w:w="120" w:type="dxa"/>
+              <w:right w:w="120" w:type="dxa"/>
+            </w:tcMar>
+            <w:vAlign w:val="center"/>
+          </w:tcPr>
+          <w:p>
+            <w:pPr>
+              <w:spacing w:after="0"/>
+            </w:pPr>
+            <w:r>
+              <w:rPr>
+                <w:b/>
+                <w:color w:val="282C34"/>
+                <w:sz w:val="18"/>
+              </w:rPr>
+              <w:t>PGND</w:t>
+            </w:r>
+          </w:p>
+        </w:tc>
+        <w:tc>
+          <w:tcPr>
+            <w:tcW w:type="dxa" w:w="1958"/>
+            <w:tcMar>
+              <w:top w:w="80" w:type="dxa"/>
+              <w:bottom w:w="80" w:type="dxa"/>
+              <w:left w:w="120" w:type="dxa"/>
+              <w:right w:w="120" w:type="dxa"/>
+            </w:tcMar>
+            <w:vAlign w:val="center"/>
+          </w:tcPr>
+          <w:p>
+            <w:pPr>
+              <w:spacing w:after="0"/>
+            </w:pPr>
+            <w:r>
+              <w:rPr>
+                <w:i/>
+                <w:color w:val="145AA0"/>
+                <w:sz w:val="18"/>
+              </w:rPr>
+              <w:t>C_{in</w:t>
+            </w:r>
+            <w:r>
+              <w:rPr>
+                <w:color w:val="282C34"/>
+                <w:sz w:val="18"/>
+              </w:rPr>
+              <w:t xml:space="preserve"> (-), </w:t>
+            </w:r>
+            <w:r>
+              <w:rPr>
+                <w:i/>
+                <w:color w:val="145AA0"/>
+                <w:sz w:val="18"/>
+              </w:rPr>
+              <w:t>R_{shunt</w:t>
+            </w:r>
+            <w:r>
+              <w:rPr>
+                <w:color w:val="282C34"/>
+                <w:sz w:val="18"/>
+              </w:rPr>
+              <w:t xml:space="preserve"> (-), </w:t>
+            </w:r>
+            <w:r>
+              <w:rPr>
+                <w:i/>
+                <w:color w:val="145AA0"/>
+                <w:sz w:val="18"/>
+              </w:rPr>
+              <w:t>C_{out</w:t>
+            </w:r>
+            <w:r>
+              <w:rPr>
+                <w:color w:val="282C34"/>
+                <w:sz w:val="18"/>
+              </w:rPr>
+              <w:t xml:space="preserve"> (-)</w:t>
+            </w:r>
+          </w:p>
+        </w:tc>
+        <w:tc>
+          <w:tcPr>
+            <w:tcW w:type="dxa" w:w="1958"/>
+            <w:tcMar>
+              <w:top w:w="80" w:type="dxa"/>
+              <w:bottom w:w="80" w:type="dxa"/>
+              <w:left w:w="120" w:type="dxa"/>
+              <w:right w:w="120" w:type="dxa"/>
+            </w:tcMar>
+            <w:vAlign w:val="center"/>
+          </w:tcPr>
+          <w:p>
+            <w:pPr>
+              <w:spacing w:after="0"/>
+            </w:pPr>
+            <w:r>
+              <w:rPr>
+                <w:color w:val="282C34"/>
+                <w:sz w:val="18"/>
+              </w:rPr>
+              <w:t>High-current power return plane</w:t>
+            </w:r>
+          </w:p>
+        </w:tc>
+        <w:tc>
+          <w:tcPr>
+            <w:tcW w:type="dxa" w:w="1958"/>
+            <w:tcMar>
+              <w:top w:w="80" w:type="dxa"/>
+              <w:bottom w:w="80" w:type="dxa"/>
+              <w:left w:w="120" w:type="dxa"/>
+              <w:right w:w="120" w:type="dxa"/>
+            </w:tcMar>
+            <w:vAlign w:val="center"/>
+          </w:tcPr>
+          <w:p>
+            <w:pPr>
+              <w:spacing w:after="0"/>
+            </w:pPr>
+            <w:r>
+              <w:rPr>
+                <w:color w:val="282C34"/>
+                <w:sz w:val="18"/>
+              </w:rPr>
+              <w:t>Power circulating loop ground</w:t>
+            </w:r>
+          </w:p>
+        </w:tc>
+        <w:tc>
+          <w:tcPr>
+            <w:tcW w:type="dxa" w:w="1958"/>
+            <w:tcMar>
+              <w:top w:w="80" w:type="dxa"/>
+              <w:bottom w:w="80" w:type="dxa"/>
+              <w:left w:w="120" w:type="dxa"/>
+              <w:right w:w="120" w:type="dxa"/>
+            </w:tcMar>
+            <w:vAlign w:val="center"/>
+          </w:tcPr>
+          <w:p>
+            <w:pPr>
+              <w:spacing w:after="0"/>
+            </w:pPr>
+            <w:r>
+              <w:rPr>
+                <w:color w:val="282C34"/>
+                <w:sz w:val="18"/>
+              </w:rPr>
+              <w:t>Continuous ground plane on internal PCB Layer 2.</w:t>
+            </w:r>
+          </w:p>
+        </w:tc>
+      </w:tr>
+      <w:tr>
+        <w:tc>
+          <w:tcPr>
+            <w:tcW w:type="dxa" w:w="1958"/>
+            <w:shd w:fill="F4F7F9"/>
+            <w:tcMar>
+              <w:top w:w="80" w:type="dxa"/>
+              <w:bottom w:w="80" w:type="dxa"/>
+              <w:left w:w="120" w:type="dxa"/>
+              <w:right w:w="120" w:type="dxa"/>
+            </w:tcMar>
+            <w:vAlign w:val="center"/>
+          </w:tcPr>
+          <w:p>
+            <w:pPr>
+              <w:spacing w:after="0"/>
+            </w:pPr>
+            <w:r>
+              <w:rPr>
+                <w:b/>
+                <w:color w:val="282C34"/>
+                <w:sz w:val="18"/>
+              </w:rPr>
+              <w:t>AGND</w:t>
+            </w:r>
+          </w:p>
+        </w:tc>
+        <w:tc>
+          <w:tcPr>
+            <w:tcW w:type="dxa" w:w="1958"/>
+            <w:shd w:fill="F4F7F9"/>
+            <w:tcMar>
+              <w:top w:w="80" w:type="dxa"/>
+              <w:bottom w:w="80" w:type="dxa"/>
+              <w:left w:w="120" w:type="dxa"/>
+              <w:right w:w="120" w:type="dxa"/>
+            </w:tcMar>
+            <w:vAlign w:val="center"/>
+          </w:tcPr>
+          <w:p>
+            <w:pPr>
+              <w:spacing w:after="0"/>
+            </w:pPr>
+            <w:r>
+              <w:rPr>
+                <w:color w:val="282C34"/>
+                <w:sz w:val="18"/>
+              </w:rPr>
+              <w:t xml:space="preserve">Controller Reference, </w:t>
+            </w:r>
+            <w:r>
+              <w:rPr>
+                <w:i/>
+                <w:color w:val="145AA0"/>
+                <w:sz w:val="18"/>
+              </w:rPr>
+              <w:t>R_{fb2</w:t>
+            </w:r>
+            <w:r>
+              <w:rPr>
+                <w:color w:val="282C34"/>
+                <w:sz w:val="18"/>
+              </w:rPr>
+              <w:t xml:space="preserve"> (-)</w:t>
+            </w:r>
+          </w:p>
+        </w:tc>
+        <w:tc>
+          <w:tcPr>
+            <w:tcW w:type="dxa" w:w="1958"/>
+            <w:shd w:fill="F4F7F9"/>
+            <w:tcMar>
+              <w:top w:w="80" w:type="dxa"/>
+              <w:bottom w:w="80" w:type="dxa"/>
+              <w:left w:w="120" w:type="dxa"/>
+              <w:right w:w="120" w:type="dxa"/>
+            </w:tcMar>
+            <w:vAlign w:val="center"/>
+          </w:tcPr>
+          <w:p>
+            <w:pPr>
+              <w:spacing w:after="0"/>
+            </w:pPr>
+            <w:r>
+              <w:rPr>
+                <w:color w:val="282C34"/>
+                <w:sz w:val="18"/>
+              </w:rPr>
+              <w:t xml:space="preserve">Star Ground Tie at </w:t>
+            </w:r>
+            <w:r>
+              <w:rPr>
+                <w:i/>
+                <w:color w:val="145AA0"/>
+                <w:sz w:val="18"/>
+              </w:rPr>
+              <w:t>C_{out</w:t>
+            </w:r>
+            <w:r>
+              <w:rPr>
+                <w:color w:val="282C34"/>
+                <w:sz w:val="18"/>
+              </w:rPr>
+              <w:t xml:space="preserve"> GND pad</w:t>
+            </w:r>
+          </w:p>
+        </w:tc>
+        <w:tc>
+          <w:tcPr>
+            <w:tcW w:type="dxa" w:w="1958"/>
+            <w:shd w:fill="F4F7F9"/>
+            <w:tcMar>
+              <w:top w:w="80" w:type="dxa"/>
+              <w:bottom w:w="80" w:type="dxa"/>
+              <w:left w:w="120" w:type="dxa"/>
+              <w:right w:w="120" w:type="dxa"/>
+            </w:tcMar>
+            <w:vAlign w:val="center"/>
+          </w:tcPr>
+          <w:p>
+            <w:pPr>
+              <w:spacing w:after="0"/>
+            </w:pPr>
+            <w:r>
+              <w:rPr>
+                <w:color w:val="282C34"/>
+                <w:sz w:val="18"/>
+              </w:rPr>
+              <w:t>Low-noise analog signal reference</w:t>
+            </w:r>
+          </w:p>
+        </w:tc>
+        <w:tc>
+          <w:tcPr>
+            <w:tcW w:type="dxa" w:w="1958"/>
+            <w:shd w:fill="F4F7F9"/>
+            <w:tcMar>
+              <w:top w:w="80" w:type="dxa"/>
+              <w:bottom w:w="80" w:type="dxa"/>
+              <w:left w:w="120" w:type="dxa"/>
+              <w:right w:w="120" w:type="dxa"/>
+            </w:tcMar>
+            <w:vAlign w:val="center"/>
+          </w:tcPr>
+          <w:p>
+            <w:pPr>
+              <w:spacing w:after="0"/>
+            </w:pPr>
+            <w:r>
+              <w:rPr>
+                <w:color w:val="282C34"/>
+                <w:sz w:val="18"/>
+              </w:rPr>
+              <w:t>Connects to PGND at exactly one quiet point to prevent ground-bounce jitter.</w:t>
+            </w:r>
+          </w:p>
+        </w:tc>
+      </w:tr>
+    </w:tbl>
+    <w:p/>
+    <w:p>
+      <w:pPr>
+        <w:spacing w:before="160" w:after="80"/>
+      </w:pPr>
+      <w:r>
+        <w:rPr>
+          <w:b/>
+          <w:color w:val="4682B4"/>
+          <w:sz w:val="24"/>
+        </w:rPr>
+        <w:t>1.2 Component Bill of Materials &amp; Parametric Specifications:</w:t>
+      </w:r>
+    </w:p>
+    <w:tbl>
+      <w:tblPr>
+        <w:tblW w:type="auto" w:w="0"/>
+        <w:jc w:val="center"/>
+        <w:tblLook w:firstColumn="1" w:firstRow="1" w:lastColumn="0" w:lastRow="0" w:noHBand="0" w:noVBand="1" w:val="04A0"/>
+        <w:tblBorders>
+          <w:top w:val="single" w:sz="4" w:space="0" w:color="D0D7DE"/>
+          <w:left w:val="none"/>
+          <w:bottom w:val="single" w:sz="8" w:space="0" w:color="D0D7DE"/>
+          <w:right w:val="none"/>
+          <w:insideH w:val="single" w:sz="4" w:space="0" w:color="D0D7DE"/>
+          <w:insideV w:val="none"/>
+        </w:tblBorders>
+      </w:tblPr>
+      <w:tblGrid>
+        <w:gridCol w:w="1958"/>
+        <w:gridCol w:w="1958"/>
+        <w:gridCol w:w="1958"/>
+        <w:gridCol w:w="1958"/>
+        <w:gridCol w:w="1958"/>
+      </w:tblGrid>
+      <w:tr>
+        <w:tc>
+          <w:tcPr>
+            <w:tcW w:type="dxa" w:w="1958"/>
+            <w:shd w:fill="204A6E"/>
+            <w:tcMar>
+              <w:top w:w="100" w:type="dxa"/>
+              <w:bottom w:w="100" w:type="dxa"/>
+              <w:left w:w="120" w:type="dxa"/>
+              <w:right w:w="120" w:type="dxa"/>
+            </w:tcMar>
+            <w:vAlign w:val="center"/>
+          </w:tcPr>
+          <w:p>
+            <w:pPr>
+              <w:spacing w:after="0"/>
+            </w:pPr>
+            <w:r>
+              <w:rPr>
+                <w:b/>
+                <w:color w:val="FFFFFF"/>
+                <w:sz w:val="19"/>
+              </w:rPr>
+              <w:t>RefDes</w:t>
+            </w:r>
+          </w:p>
+        </w:tc>
+        <w:tc>
+          <w:tcPr>
+            <w:tcW w:type="dxa" w:w="1958"/>
+            <w:shd w:fill="204A6E"/>
+            <w:tcMar>
+              <w:top w:w="100" w:type="dxa"/>
+              <w:bottom w:w="100" w:type="dxa"/>
+              <w:left w:w="120" w:type="dxa"/>
+              <w:right w:w="120" w:type="dxa"/>
+            </w:tcMar>
+            <w:vAlign w:val="center"/>
+          </w:tcPr>
+          <w:p>
+            <w:pPr>
+              <w:spacing w:after="0"/>
+            </w:pPr>
+            <w:r>
+              <w:rPr>
+                <w:b/>
+                <w:color w:val="FFFFFF"/>
+                <w:sz w:val="19"/>
+              </w:rPr>
+              <w:t>Component Description</w:t>
+            </w:r>
+          </w:p>
+        </w:tc>
+        <w:tc>
+          <w:tcPr>
+            <w:tcW w:type="dxa" w:w="1958"/>
+            <w:shd w:fill="204A6E"/>
+            <w:tcMar>
+              <w:top w:w="100" w:type="dxa"/>
+              <w:bottom w:w="100" w:type="dxa"/>
+              <w:left w:w="120" w:type="dxa"/>
+              <w:right w:w="120" w:type="dxa"/>
+            </w:tcMar>
+            <w:vAlign w:val="center"/>
+          </w:tcPr>
+          <w:p>
+            <w:pPr>
+              <w:spacing w:after="0"/>
+            </w:pPr>
+            <w:r>
+              <w:rPr>
+                <w:b/>
+                <w:color w:val="FFFFFF"/>
+                <w:sz w:val="19"/>
+              </w:rPr>
+              <w:t>Manufacturer &amp; Part Number</w:t>
+            </w:r>
+          </w:p>
+        </w:tc>
+        <w:tc>
+          <w:tcPr>
+            <w:tcW w:type="dxa" w:w="1958"/>
+            <w:shd w:fill="204A6E"/>
+            <w:tcMar>
+              <w:top w:w="100" w:type="dxa"/>
+              <w:bottom w:w="100" w:type="dxa"/>
+              <w:left w:w="120" w:type="dxa"/>
+              <w:right w:w="120" w:type="dxa"/>
+            </w:tcMar>
+            <w:vAlign w:val="center"/>
+          </w:tcPr>
+          <w:p>
+            <w:pPr>
+              <w:spacing w:after="0"/>
+            </w:pPr>
+            <w:r>
+              <w:rPr>
+                <w:b/>
+                <w:color w:val="FFFFFF"/>
+                <w:sz w:val="19"/>
+              </w:rPr>
+              <w:t>Key Electrical Specifications</w:t>
+            </w:r>
+          </w:p>
+        </w:tc>
+        <w:tc>
+          <w:tcPr>
+            <w:tcW w:type="dxa" w:w="1958"/>
+            <w:shd w:fill="204A6E"/>
+            <w:tcMar>
+              <w:top w:w="100" w:type="dxa"/>
+              <w:bottom w:w="100" w:type="dxa"/>
+              <w:left w:w="120" w:type="dxa"/>
+              <w:right w:w="120" w:type="dxa"/>
+            </w:tcMar>
+            <w:vAlign w:val="center"/>
+          </w:tcPr>
+          <w:p>
+            <w:pPr>
+              <w:spacing w:after="0"/>
+            </w:pPr>
+            <w:r>
+              <w:rPr>
+                <w:b/>
+                <w:color w:val="FFFFFF"/>
+                <w:sz w:val="19"/>
+              </w:rPr>
+              <w:t>Critical Design Constraint</w:t>
+            </w:r>
+          </w:p>
+        </w:tc>
+      </w:tr>
+      <w:tr>
+        <w:tc>
+          <w:tcPr>
+            <w:tcW w:type="dxa" w:w="1958"/>
+            <w:tcMar>
+              <w:top w:w="80" w:type="dxa"/>
+              <w:bottom w:w="80" w:type="dxa"/>
+              <w:left w:w="120" w:type="dxa"/>
+              <w:right w:w="120" w:type="dxa"/>
+            </w:tcMar>
+            <w:vAlign w:val="center"/>
+          </w:tcPr>
+          <w:p>
+            <w:pPr>
+              <w:spacing w:after="0"/>
+            </w:pPr>
+            <w:r>
+              <w:rPr>
+                <w:b/>
+                <w:color w:val="282C34"/>
+                <w:sz w:val="18"/>
+              </w:rPr>
+              <w:t>$Q_1$</w:t>
+            </w:r>
+          </w:p>
+        </w:tc>
+        <w:tc>
+          <w:tcPr>
+            <w:tcW w:type="dxa" w:w="1958"/>
+            <w:tcMar>
+              <w:top w:w="80" w:type="dxa"/>
+              <w:bottom w:w="80" w:type="dxa"/>
+              <w:left w:w="120" w:type="dxa"/>
+              <w:right w:w="120" w:type="dxa"/>
+            </w:tcMar>
+            <w:vAlign w:val="center"/>
+          </w:tcPr>
+          <w:p>
+            <w:pPr>
+              <w:spacing w:after="0"/>
+            </w:pPr>
+            <w:r>
+              <w:rPr>
+                <w:color w:val="282C34"/>
+                <w:sz w:val="18"/>
+              </w:rPr>
+              <w:t>Low-Side N-MOSFET</w:t>
+            </w:r>
+          </w:p>
+        </w:tc>
+        <w:tc>
+          <w:tcPr>
+            <w:tcW w:type="dxa" w:w="1958"/>
+            <w:tcMar>
+              <w:top w:w="80" w:type="dxa"/>
+              <w:bottom w:w="80" w:type="dxa"/>
+              <w:left w:w="120" w:type="dxa"/>
+              <w:right w:w="120" w:type="dxa"/>
+            </w:tcMar>
+            <w:vAlign w:val="center"/>
+          </w:tcPr>
+          <w:p>
+            <w:pPr>
+              <w:spacing w:after="0"/>
+            </w:pPr>
+            <w:r>
+              <w:rPr>
+                <w:color w:val="282C34"/>
+                <w:sz w:val="18"/>
+              </w:rPr>
+              <w:t>Infineon IPP045N10N5</w:t>
+            </w:r>
+          </w:p>
+        </w:tc>
+        <w:tc>
+          <w:tcPr>
+            <w:tcW w:type="dxa" w:w="1958"/>
+            <w:tcMar>
+              <w:top w:w="80" w:type="dxa"/>
+              <w:bottom w:w="80" w:type="dxa"/>
+              <w:left w:w="120" w:type="dxa"/>
+              <w:right w:w="120" w:type="dxa"/>
+            </w:tcMar>
+            <w:vAlign w:val="center"/>
+          </w:tcPr>
+          <w:p>
+            <w:pPr>
+              <w:spacing w:after="0"/>
+            </w:pPr>
+            <w:r>
+              <w:rPr>
+                <w:i/>
+                <w:color w:val="145AA0"/>
+                <w:sz w:val="18"/>
+              </w:rPr>
+              <w:t>V_{DS = 100\,V, I_D = 120\,A, R_{DS(on) = 4.5\,m\Omega, Q_g = 44\,nC</w:t>
+            </w:r>
+          </w:p>
+        </w:tc>
+        <w:tc>
+          <w:tcPr>
+            <w:tcW w:type="dxa" w:w="1958"/>
+            <w:tcMar>
+              <w:top w:w="80" w:type="dxa"/>
+              <w:bottom w:w="80" w:type="dxa"/>
+              <w:left w:w="120" w:type="dxa"/>
+              <w:right w:w="120" w:type="dxa"/>
+            </w:tcMar>
+            <w:vAlign w:val="center"/>
+          </w:tcPr>
+          <w:p>
+            <w:pPr>
+              <w:spacing w:after="0"/>
+            </w:pPr>
+            <w:r>
+              <w:rPr>
+                <w:i/>
+                <w:color w:val="145AA0"/>
+                <w:sz w:val="18"/>
+              </w:rPr>
+              <w:t>100\,V</w:t>
+            </w:r>
+            <w:r>
+              <w:rPr>
+                <w:color w:val="282C34"/>
+                <w:sz w:val="18"/>
+              </w:rPr>
+              <w:t xml:space="preserve"> breakdown margin protects against inductive voltage spikes above </w:t>
+            </w:r>
+            <w:r>
+              <w:rPr>
+                <w:i/>
+                <w:color w:val="145AA0"/>
+                <w:sz w:val="18"/>
+              </w:rPr>
+              <w:t>+24\,V</w:t>
+            </w:r>
+            <w:r>
+              <w:rPr>
+                <w:color w:val="282C34"/>
+                <w:sz w:val="18"/>
+              </w:rPr>
+              <w:t xml:space="preserve"> rail.</w:t>
+            </w:r>
+          </w:p>
+        </w:tc>
+      </w:tr>
+      <w:tr>
+        <w:tc>
+          <w:tcPr>
+            <w:tcW w:type="dxa" w:w="1958"/>
+            <w:shd w:fill="F4F7F9"/>
+            <w:tcMar>
+              <w:top w:w="80" w:type="dxa"/>
+              <w:bottom w:w="80" w:type="dxa"/>
+              <w:left w:w="120" w:type="dxa"/>
+              <w:right w:w="120" w:type="dxa"/>
+            </w:tcMar>
+            <w:vAlign w:val="center"/>
+          </w:tcPr>
+          <w:p>
+            <w:pPr>
+              <w:spacing w:after="0"/>
+            </w:pPr>
+            <w:r>
+              <w:rPr>
+                <w:b/>
+                <w:color w:val="282C34"/>
+                <w:sz w:val="18"/>
+              </w:rPr>
+              <w:t>$D_1$</w:t>
+            </w:r>
+          </w:p>
+        </w:tc>
+        <w:tc>
+          <w:tcPr>
+            <w:tcW w:type="dxa" w:w="1958"/>
+            <w:shd w:fill="F4F7F9"/>
+            <w:tcMar>
+              <w:top w:w="80" w:type="dxa"/>
+              <w:bottom w:w="80" w:type="dxa"/>
+              <w:left w:w="120" w:type="dxa"/>
+              <w:right w:w="120" w:type="dxa"/>
+            </w:tcMar>
+            <w:vAlign w:val="center"/>
+          </w:tcPr>
+          <w:p>
+            <w:pPr>
+              <w:spacing w:after="0"/>
+            </w:pPr>
+            <w:r>
+              <w:rPr>
+                <w:color w:val="282C34"/>
+                <w:sz w:val="18"/>
+              </w:rPr>
+              <w:t>Boost Rectifier Diode</w:t>
+            </w:r>
+          </w:p>
+        </w:tc>
+        <w:tc>
+          <w:tcPr>
+            <w:tcW w:type="dxa" w:w="1958"/>
+            <w:shd w:fill="F4F7F9"/>
+            <w:tcMar>
+              <w:top w:w="80" w:type="dxa"/>
+              <w:bottom w:w="80" w:type="dxa"/>
+              <w:left w:w="120" w:type="dxa"/>
+              <w:right w:w="120" w:type="dxa"/>
+            </w:tcMar>
+            <w:vAlign w:val="center"/>
+          </w:tcPr>
+          <w:p>
+            <w:pPr>
+              <w:spacing w:after="0"/>
+            </w:pPr>
+            <w:r>
+              <w:rPr>
+                <w:color w:val="282C34"/>
+                <w:sz w:val="18"/>
+              </w:rPr>
+              <w:t>Wolfspeed C3D04060A</w:t>
+            </w:r>
+          </w:p>
+        </w:tc>
+        <w:tc>
+          <w:tcPr>
+            <w:tcW w:type="dxa" w:w="1958"/>
+            <w:shd w:fill="F4F7F9"/>
+            <w:tcMar>
+              <w:top w:w="80" w:type="dxa"/>
+              <w:bottom w:w="80" w:type="dxa"/>
+              <w:left w:w="120" w:type="dxa"/>
+              <w:right w:w="120" w:type="dxa"/>
+            </w:tcMar>
+            <w:vAlign w:val="center"/>
+          </w:tcPr>
+          <w:p>
+            <w:pPr>
+              <w:spacing w:after="0"/>
+            </w:pPr>
+            <w:r>
+              <w:rPr>
+                <w:i/>
+                <w:color w:val="145AA0"/>
+                <w:sz w:val="18"/>
+              </w:rPr>
+              <w:t>V_{RRM = 600\,V, I_F = 4\,A, V_F = 1.5\,V, Q_{rr \approx 0\,nC</w:t>
+            </w:r>
+          </w:p>
+        </w:tc>
+        <w:tc>
+          <w:tcPr>
+            <w:tcW w:type="dxa" w:w="1958"/>
+            <w:shd w:fill="F4F7F9"/>
+            <w:tcMar>
+              <w:top w:w="80" w:type="dxa"/>
+              <w:bottom w:w="80" w:type="dxa"/>
+              <w:left w:w="120" w:type="dxa"/>
+              <w:right w:w="120" w:type="dxa"/>
+            </w:tcMar>
+            <w:vAlign w:val="center"/>
+          </w:tcPr>
+          <w:p>
+            <w:pPr>
+              <w:spacing w:after="0"/>
+            </w:pPr>
+            <w:r>
+              <w:rPr>
+                <w:color w:val="282C34"/>
+                <w:sz w:val="18"/>
+              </w:rPr>
+              <w:t>Silicon Carbide (SiC) eliminates reverse recovery current spike, eliminating diode turn-off losses.</w:t>
+            </w:r>
+          </w:p>
+        </w:tc>
+      </w:tr>
+      <w:tr>
+        <w:tc>
+          <w:tcPr>
+            <w:tcW w:type="dxa" w:w="1958"/>
+            <w:tcMar>
+              <w:top w:w="80" w:type="dxa"/>
+              <w:bottom w:w="80" w:type="dxa"/>
+              <w:left w:w="120" w:type="dxa"/>
+              <w:right w:w="120" w:type="dxa"/>
+            </w:tcMar>
+            <w:vAlign w:val="center"/>
+          </w:tcPr>
+          <w:p>
+            <w:pPr>
+              <w:spacing w:after="0"/>
+            </w:pPr>
+            <w:r>
+              <w:rPr>
+                <w:b/>
+                <w:color w:val="282C34"/>
+                <w:sz w:val="18"/>
+              </w:rPr>
+              <w:t>$L_1$</w:t>
+            </w:r>
+          </w:p>
+        </w:tc>
+        <w:tc>
+          <w:tcPr>
+            <w:tcW w:type="dxa" w:w="1958"/>
+            <w:tcMar>
+              <w:top w:w="80" w:type="dxa"/>
+              <w:bottom w:w="80" w:type="dxa"/>
+              <w:left w:w="120" w:type="dxa"/>
+              <w:right w:w="120" w:type="dxa"/>
+            </w:tcMar>
+            <w:vAlign w:val="center"/>
+          </w:tcPr>
+          <w:p>
+            <w:pPr>
+              <w:spacing w:after="0"/>
+            </w:pPr>
+            <w:r>
+              <w:rPr>
+                <w:color w:val="282C34"/>
+                <w:sz w:val="18"/>
+              </w:rPr>
+              <w:t>Boost Inductor</w:t>
+            </w:r>
+          </w:p>
+        </w:tc>
+        <w:tc>
+          <w:tcPr>
+            <w:tcW w:type="dxa" w:w="1958"/>
+            <w:tcMar>
+              <w:top w:w="80" w:type="dxa"/>
+              <w:bottom w:w="80" w:type="dxa"/>
+              <w:left w:w="120" w:type="dxa"/>
+              <w:right w:w="120" w:type="dxa"/>
+            </w:tcMar>
+            <w:vAlign w:val="center"/>
+          </w:tcPr>
+          <w:p>
+            <w:pPr>
+              <w:spacing w:after="0"/>
+            </w:pPr>
+            <w:r>
+              <w:rPr>
+                <w:color w:val="282C34"/>
+                <w:sz w:val="18"/>
+              </w:rPr>
+              <w:t>Vishay IHLP-5050FD-01</w:t>
+            </w:r>
+          </w:p>
+        </w:tc>
+        <w:tc>
+          <w:tcPr>
+            <w:tcW w:type="dxa" w:w="1958"/>
+            <w:tcMar>
+              <w:top w:w="80" w:type="dxa"/>
+              <w:bottom w:w="80" w:type="dxa"/>
+              <w:left w:w="120" w:type="dxa"/>
+              <w:right w:w="120" w:type="dxa"/>
+            </w:tcMar>
+            <w:vAlign w:val="center"/>
+          </w:tcPr>
+          <w:p>
+            <w:pPr>
+              <w:spacing w:after="0"/>
+            </w:pPr>
+            <w:r>
+              <w:rPr>
+                <w:i/>
+                <w:color w:val="145AA0"/>
+                <w:sz w:val="18"/>
+              </w:rPr>
+              <w:t>L = 15\,µH, I_{sat = 14\,A, I_{rms = 12\,A, DCR = 9.5\,m\Omega</w:t>
+            </w:r>
+          </w:p>
+        </w:tc>
+        <w:tc>
+          <w:tcPr>
+            <w:tcW w:type="dxa" w:w="1958"/>
+            <w:tcMar>
+              <w:top w:w="80" w:type="dxa"/>
+              <w:bottom w:w="80" w:type="dxa"/>
+              <w:left w:w="120" w:type="dxa"/>
+              <w:right w:w="120" w:type="dxa"/>
+            </w:tcMar>
+            <w:vAlign w:val="center"/>
+          </w:tcPr>
+          <w:p>
+            <w:pPr>
+              <w:spacing w:after="0"/>
+            </w:pPr>
+            <w:r>
+              <w:rPr>
+                <w:color w:val="282C34"/>
+                <w:sz w:val="18"/>
+              </w:rPr>
+              <w:t>Powdered composite core prevents thermal runaway saturation under high peak input current (</w:t>
+            </w:r>
+            <w:r>
+              <w:rPr>
+                <w:i/>
+                <w:color w:val="145AA0"/>
+                <w:sz w:val="18"/>
+              </w:rPr>
+              <w:t>I_{in \approx 11\,A</w:t>
+            </w:r>
+            <w:r>
+              <w:rPr>
+                <w:color w:val="282C34"/>
+                <w:sz w:val="18"/>
+              </w:rPr>
+              <w:t>).</w:t>
+            </w:r>
+          </w:p>
+        </w:tc>
+      </w:tr>
+      <w:tr>
+        <w:tc>
+          <w:tcPr>
+            <w:tcW w:type="dxa" w:w="1958"/>
+            <w:shd w:fill="F4F7F9"/>
+            <w:tcMar>
+              <w:top w:w="80" w:type="dxa"/>
+              <w:bottom w:w="80" w:type="dxa"/>
+              <w:left w:w="120" w:type="dxa"/>
+              <w:right w:w="120" w:type="dxa"/>
+            </w:tcMar>
+            <w:vAlign w:val="center"/>
+          </w:tcPr>
+          <w:p>
+            <w:pPr>
+              <w:spacing w:after="0"/>
+            </w:pPr>
+            <w:r>
+              <w:rPr>
+                <w:b/>
+                <w:color w:val="282C34"/>
+                <w:sz w:val="18"/>
+              </w:rPr>
+              <w:t>$C_{in,bulk}$</w:t>
+            </w:r>
+          </w:p>
+        </w:tc>
+        <w:tc>
+          <w:tcPr>
+            <w:tcW w:type="dxa" w:w="1958"/>
+            <w:shd w:fill="F4F7F9"/>
+            <w:tcMar>
+              <w:top w:w="80" w:type="dxa"/>
+              <w:bottom w:w="80" w:type="dxa"/>
+              <w:left w:w="120" w:type="dxa"/>
+              <w:right w:w="120" w:type="dxa"/>
+            </w:tcMar>
+            <w:vAlign w:val="center"/>
+          </w:tcPr>
+          <w:p>
+            <w:pPr>
+              <w:spacing w:after="0"/>
+            </w:pPr>
+            <w:r>
+              <w:rPr>
+                <w:color w:val="282C34"/>
+                <w:sz w:val="18"/>
+              </w:rPr>
+              <w:t>Input Bulk Cap</w:t>
+            </w:r>
+          </w:p>
+        </w:tc>
+        <w:tc>
+          <w:tcPr>
+            <w:tcW w:type="dxa" w:w="1958"/>
+            <w:shd w:fill="F4F7F9"/>
+            <w:tcMar>
+              <w:top w:w="80" w:type="dxa"/>
+              <w:bottom w:w="80" w:type="dxa"/>
+              <w:left w:w="120" w:type="dxa"/>
+              <w:right w:w="120" w:type="dxa"/>
+            </w:tcMar>
+            <w:vAlign w:val="center"/>
+          </w:tcPr>
+          <w:p>
+            <w:pPr>
+              <w:spacing w:after="0"/>
+            </w:pPr>
+            <w:r>
+              <w:rPr>
+                <w:color w:val="282C34"/>
+                <w:sz w:val="18"/>
+              </w:rPr>
+              <w:t>Panasonic 25SVPF220M</w:t>
+            </w:r>
+          </w:p>
+        </w:tc>
+        <w:tc>
+          <w:tcPr>
+            <w:tcW w:type="dxa" w:w="1958"/>
+            <w:shd w:fill="F4F7F9"/>
+            <w:tcMar>
+              <w:top w:w="80" w:type="dxa"/>
+              <w:bottom w:w="80" w:type="dxa"/>
+              <w:left w:w="120" w:type="dxa"/>
+              <w:right w:w="120" w:type="dxa"/>
+            </w:tcMar>
+            <w:vAlign w:val="center"/>
+          </w:tcPr>
+          <w:p>
+            <w:pPr>
+              <w:spacing w:after="0"/>
+            </w:pPr>
+            <w:r>
+              <w:rPr>
+                <w:i/>
+                <w:color w:val="145AA0"/>
+                <w:sz w:val="18"/>
+              </w:rPr>
+              <w:t>220\,µF, 25\,V, OS-CON Polymer, ESR = 12\,m\Omega</w:t>
+            </w:r>
+          </w:p>
+        </w:tc>
+        <w:tc>
+          <w:tcPr>
+            <w:tcW w:type="dxa" w:w="1958"/>
+            <w:shd w:fill="F4F7F9"/>
+            <w:tcMar>
+              <w:top w:w="80" w:type="dxa"/>
+              <w:bottom w:w="80" w:type="dxa"/>
+              <w:left w:w="120" w:type="dxa"/>
+              <w:right w:w="120" w:type="dxa"/>
+            </w:tcMar>
+            <w:vAlign w:val="center"/>
+          </w:tcPr>
+          <w:p>
+            <w:pPr>
+              <w:spacing w:after="0"/>
+            </w:pPr>
+            <w:r>
+              <w:rPr>
+                <w:color w:val="282C34"/>
+                <w:sz w:val="18"/>
+              </w:rPr>
+              <w:t>Smooths source ripple current; provides low input source impedance.</w:t>
+            </w:r>
+          </w:p>
+        </w:tc>
+      </w:tr>
+      <w:tr>
+        <w:tc>
+          <w:tcPr>
+            <w:tcW w:type="dxa" w:w="1958"/>
+            <w:tcMar>
+              <w:top w:w="80" w:type="dxa"/>
+              <w:bottom w:w="80" w:type="dxa"/>
+              <w:left w:w="120" w:type="dxa"/>
+              <w:right w:w="120" w:type="dxa"/>
+            </w:tcMar>
+            <w:vAlign w:val="center"/>
+          </w:tcPr>
+          <w:p>
+            <w:pPr>
+              <w:spacing w:after="0"/>
+            </w:pPr>
+            <w:r>
+              <w:rPr>
+                <w:b/>
+                <w:color w:val="282C34"/>
+                <w:sz w:val="18"/>
+              </w:rPr>
+              <w:t>$C_{out,bulk}$</w:t>
+            </w:r>
+          </w:p>
+        </w:tc>
+        <w:tc>
+          <w:tcPr>
+            <w:tcW w:type="dxa" w:w="1958"/>
+            <w:tcMar>
+              <w:top w:w="80" w:type="dxa"/>
+              <w:bottom w:w="80" w:type="dxa"/>
+              <w:left w:w="120" w:type="dxa"/>
+              <w:right w:w="120" w:type="dxa"/>
+            </w:tcMar>
+            <w:vAlign w:val="center"/>
+          </w:tcPr>
+          <w:p>
+            <w:pPr>
+              <w:spacing w:after="0"/>
+            </w:pPr>
+            <w:r>
+              <w:rPr>
+                <w:color w:val="282C34"/>
+                <w:sz w:val="18"/>
+              </w:rPr>
+              <w:t>Output Bulk Cap</w:t>
+            </w:r>
+          </w:p>
+        </w:tc>
+        <w:tc>
+          <w:tcPr>
+            <w:tcW w:type="dxa" w:w="1958"/>
+            <w:tcMar>
+              <w:top w:w="80" w:type="dxa"/>
+              <w:bottom w:w="80" w:type="dxa"/>
+              <w:left w:w="120" w:type="dxa"/>
+              <w:right w:w="120" w:type="dxa"/>
+            </w:tcMar>
+            <w:vAlign w:val="center"/>
+          </w:tcPr>
+          <w:p>
+            <w:pPr>
+              <w:spacing w:after="0"/>
+            </w:pPr>
+            <w:r>
+              <w:rPr>
+                <w:color w:val="282C34"/>
+                <w:sz w:val="18"/>
+              </w:rPr>
+              <w:t>Panasonic 35SVPF330M</w:t>
+            </w:r>
+          </w:p>
+        </w:tc>
+        <w:tc>
+          <w:tcPr>
+            <w:tcW w:type="dxa" w:w="1958"/>
+            <w:tcMar>
+              <w:top w:w="80" w:type="dxa"/>
+              <w:bottom w:w="80" w:type="dxa"/>
+              <w:left w:w="120" w:type="dxa"/>
+              <w:right w:w="120" w:type="dxa"/>
+            </w:tcMar>
+            <w:vAlign w:val="center"/>
+          </w:tcPr>
+          <w:p>
+            <w:pPr>
+              <w:spacing w:after="0"/>
+            </w:pPr>
+            <w:r>
+              <w:rPr>
+                <w:i/>
+                <w:color w:val="145AA0"/>
+                <w:sz w:val="18"/>
+              </w:rPr>
+              <w:t>2 × 330\,µF, 35\,V, Polymer, ESR = 10\,m\Omega</w:t>
+            </w:r>
+          </w:p>
+        </w:tc>
+        <w:tc>
+          <w:tcPr>
+            <w:tcW w:type="dxa" w:w="1958"/>
+            <w:tcMar>
+              <w:top w:w="80" w:type="dxa"/>
+              <w:bottom w:w="80" w:type="dxa"/>
+              <w:left w:w="120" w:type="dxa"/>
+              <w:right w:w="120" w:type="dxa"/>
+            </w:tcMar>
+            <w:vAlign w:val="center"/>
+          </w:tcPr>
+          <w:p>
+            <w:pPr>
+              <w:spacing w:after="0"/>
+            </w:pPr>
+            <w:r>
+              <w:rPr>
+                <w:color w:val="282C34"/>
+                <w:sz w:val="18"/>
+              </w:rPr>
+              <w:t xml:space="preserve">Absorbs full pulsating load current; specifies </w:t>
+            </w:r>
+            <w:r>
+              <w:rPr>
+                <w:i/>
+                <w:color w:val="145AA0"/>
+                <w:sz w:val="18"/>
+              </w:rPr>
+              <w:t>I_{ripple,rms ≥ 6.5\,A</w:t>
+            </w:r>
+            <w:r>
+              <w:rPr>
+                <w:color w:val="282C34"/>
+                <w:sz w:val="18"/>
+              </w:rPr>
+              <w:t>.</w:t>
+            </w:r>
+          </w:p>
+        </w:tc>
+      </w:tr>
+      <w:tr>
+        <w:tc>
+          <w:tcPr>
+            <w:tcW w:type="dxa" w:w="1958"/>
+            <w:shd w:fill="F4F7F9"/>
+            <w:tcMar>
+              <w:top w:w="80" w:type="dxa"/>
+              <w:bottom w:w="80" w:type="dxa"/>
+              <w:left w:w="120" w:type="dxa"/>
+              <w:right w:w="120" w:type="dxa"/>
+            </w:tcMar>
+            <w:vAlign w:val="center"/>
+          </w:tcPr>
+          <w:p>
+            <w:pPr>
+              <w:spacing w:after="0"/>
+            </w:pPr>
+            <w:r>
+              <w:rPr>
+                <w:b/>
+                <w:color w:val="282C34"/>
+                <w:sz w:val="18"/>
+              </w:rPr>
+              <w:t>$C_{out,cer}$</w:t>
+            </w:r>
+          </w:p>
+        </w:tc>
+        <w:tc>
+          <w:tcPr>
+            <w:tcW w:type="dxa" w:w="1958"/>
+            <w:shd w:fill="F4F7F9"/>
+            <w:tcMar>
+              <w:top w:w="80" w:type="dxa"/>
+              <w:bottom w:w="80" w:type="dxa"/>
+              <w:left w:w="120" w:type="dxa"/>
+              <w:right w:w="120" w:type="dxa"/>
+            </w:tcMar>
+            <w:vAlign w:val="center"/>
+          </w:tcPr>
+          <w:p>
+            <w:pPr>
+              <w:spacing w:after="0"/>
+            </w:pPr>
+            <w:r>
+              <w:rPr>
+                <w:color w:val="282C34"/>
+                <w:sz w:val="18"/>
+              </w:rPr>
+              <w:t>Output Ceramic MLCC</w:t>
+            </w:r>
+          </w:p>
+        </w:tc>
+        <w:tc>
+          <w:tcPr>
+            <w:tcW w:type="dxa" w:w="1958"/>
+            <w:shd w:fill="F4F7F9"/>
+            <w:tcMar>
+              <w:top w:w="80" w:type="dxa"/>
+              <w:bottom w:w="80" w:type="dxa"/>
+              <w:left w:w="120" w:type="dxa"/>
+              <w:right w:w="120" w:type="dxa"/>
+            </w:tcMar>
+            <w:vAlign w:val="center"/>
+          </w:tcPr>
+          <w:p>
+            <w:pPr>
+              <w:spacing w:after="0"/>
+            </w:pPr>
+            <w:r>
+              <w:rPr>
+                <w:color w:val="282C34"/>
+                <w:sz w:val="18"/>
+              </w:rPr>
+              <w:t>TDK C3225X7R1H106M</w:t>
+            </w:r>
+          </w:p>
+        </w:tc>
+        <w:tc>
+          <w:tcPr>
+            <w:tcW w:type="dxa" w:w="1958"/>
+            <w:shd w:fill="F4F7F9"/>
+            <w:tcMar>
+              <w:top w:w="80" w:type="dxa"/>
+              <w:bottom w:w="80" w:type="dxa"/>
+              <w:left w:w="120" w:type="dxa"/>
+              <w:right w:w="120" w:type="dxa"/>
+            </w:tcMar>
+            <w:vAlign w:val="center"/>
+          </w:tcPr>
+          <w:p>
+            <w:pPr>
+              <w:spacing w:after="0"/>
+            </w:pPr>
+            <w:r>
+              <w:rPr>
+                <w:i/>
+                <w:color w:val="145AA0"/>
+                <w:sz w:val="18"/>
+              </w:rPr>
+              <w:t>3 × 10\,µF, 50\,V, X7R, 1210</w:t>
+            </w:r>
+            <w:r>
+              <w:rPr>
+                <w:color w:val="282C34"/>
+                <w:sz w:val="18"/>
+              </w:rPr>
+              <w:t xml:space="preserve"> package</w:t>
+            </w:r>
+          </w:p>
+        </w:tc>
+        <w:tc>
+          <w:tcPr>
+            <w:tcW w:type="dxa" w:w="1958"/>
+            <w:shd w:fill="F4F7F9"/>
+            <w:tcMar>
+              <w:top w:w="80" w:type="dxa"/>
+              <w:bottom w:w="80" w:type="dxa"/>
+              <w:left w:w="120" w:type="dxa"/>
+              <w:right w:w="120" w:type="dxa"/>
+            </w:tcMar>
+            <w:vAlign w:val="center"/>
+          </w:tcPr>
+          <w:p>
+            <w:pPr>
+              <w:spacing w:after="0"/>
+            </w:pPr>
+            <w:r>
+              <w:rPr>
+                <w:color w:val="282C34"/>
+                <w:sz w:val="18"/>
+              </w:rPr>
+              <w:t>Shunts high-frequency switching edges (</w:t>
+            </w:r>
+            <w:r>
+              <w:rPr>
+                <w:i/>
+                <w:color w:val="145AA0"/>
+                <w:sz w:val="18"/>
+              </w:rPr>
+              <w:t>t_{fall &lt; 20\,ns</w:t>
+            </w:r>
+            <w:r>
+              <w:rPr>
+                <w:color w:val="282C34"/>
+                <w:sz w:val="18"/>
+              </w:rPr>
+              <w:t>).</w:t>
+            </w:r>
+          </w:p>
+        </w:tc>
+      </w:tr>
+      <w:tr>
+        <w:tc>
+          <w:tcPr>
+            <w:tcW w:type="dxa" w:w="1958"/>
+            <w:tcMar>
+              <w:top w:w="80" w:type="dxa"/>
+              <w:bottom w:w="80" w:type="dxa"/>
+              <w:left w:w="120" w:type="dxa"/>
+              <w:right w:w="120" w:type="dxa"/>
+            </w:tcMar>
+            <w:vAlign w:val="center"/>
+          </w:tcPr>
+          <w:p>
+            <w:pPr>
+              <w:spacing w:after="0"/>
+            </w:pPr>
+            <w:r>
+              <w:rPr>
+                <w:b/>
+                <w:color w:val="282C34"/>
+                <w:sz w:val="18"/>
+              </w:rPr>
+              <w:t>$R_{shunt}$</w:t>
+            </w:r>
+          </w:p>
+        </w:tc>
+        <w:tc>
+          <w:tcPr>
+            <w:tcW w:type="dxa" w:w="1958"/>
+            <w:tcMar>
+              <w:top w:w="80" w:type="dxa"/>
+              <w:bottom w:w="80" w:type="dxa"/>
+              <w:left w:w="120" w:type="dxa"/>
+              <w:right w:w="120" w:type="dxa"/>
+            </w:tcMar>
+            <w:vAlign w:val="center"/>
+          </w:tcPr>
+          <w:p>
+            <w:pPr>
+              <w:spacing w:after="0"/>
+            </w:pPr>
+            <w:r>
+              <w:rPr>
+                <w:color w:val="282C34"/>
+                <w:sz w:val="18"/>
+              </w:rPr>
+              <w:t>Current Sense Resistor</w:t>
+            </w:r>
+          </w:p>
+        </w:tc>
+        <w:tc>
+          <w:tcPr>
+            <w:tcW w:type="dxa" w:w="1958"/>
+            <w:tcMar>
+              <w:top w:w="80" w:type="dxa"/>
+              <w:bottom w:w="80" w:type="dxa"/>
+              <w:left w:w="120" w:type="dxa"/>
+              <w:right w:w="120" w:type="dxa"/>
+            </w:tcMar>
+            <w:vAlign w:val="center"/>
+          </w:tcPr>
+          <w:p>
+            <w:pPr>
+              <w:spacing w:after="0"/>
+            </w:pPr>
+            <w:r>
+              <w:rPr>
+                <w:color w:val="282C34"/>
+                <w:sz w:val="18"/>
+              </w:rPr>
+              <w:t>Susumu KRL6432E-M-R005-F</w:t>
+            </w:r>
+          </w:p>
+        </w:tc>
+        <w:tc>
+          <w:tcPr>
+            <w:tcW w:type="dxa" w:w="1958"/>
+            <w:tcMar>
+              <w:top w:w="80" w:type="dxa"/>
+              <w:bottom w:w="80" w:type="dxa"/>
+              <w:left w:w="120" w:type="dxa"/>
+              <w:right w:w="120" w:type="dxa"/>
+            </w:tcMar>
+            <w:vAlign w:val="center"/>
+          </w:tcPr>
+          <w:p>
+            <w:pPr>
+              <w:spacing w:after="0"/>
+            </w:pPr>
+            <w:r>
+              <w:rPr>
+                <w:i/>
+                <w:color w:val="145AA0"/>
+                <w:sz w:val="18"/>
+              </w:rPr>
+              <w:t>5.0\,m\Omega, 2.0\,W, 1\%, 4-terminal Kelvin</w:t>
+            </w:r>
+          </w:p>
+        </w:tc>
+        <w:tc>
+          <w:tcPr>
+            <w:tcW w:type="dxa" w:w="1958"/>
+            <w:tcMar>
+              <w:top w:w="80" w:type="dxa"/>
+              <w:bottom w:w="80" w:type="dxa"/>
+              <w:left w:w="120" w:type="dxa"/>
+              <w:right w:w="120" w:type="dxa"/>
+            </w:tcMar>
+            <w:vAlign w:val="center"/>
+          </w:tcPr>
+          <w:p>
+            <w:pPr>
+              <w:spacing w:after="0"/>
+            </w:pPr>
+            <w:r>
+              <w:rPr>
+                <w:color w:val="282C34"/>
+                <w:sz w:val="18"/>
+              </w:rPr>
+              <w:t>Ultra-low inductance metal foil construction for accurate sub-microsecond current trip.</w:t>
+            </w:r>
+          </w:p>
+        </w:tc>
+      </w:tr>
+      <w:tr>
+        <w:tc>
+          <w:tcPr>
+            <w:tcW w:type="dxa" w:w="1958"/>
+            <w:shd w:fill="F4F7F9"/>
+            <w:tcMar>
+              <w:top w:w="80" w:type="dxa"/>
+              <w:bottom w:w="80" w:type="dxa"/>
+              <w:left w:w="120" w:type="dxa"/>
+              <w:right w:w="120" w:type="dxa"/>
+            </w:tcMar>
+            <w:vAlign w:val="center"/>
+          </w:tcPr>
+          <w:p>
+            <w:pPr>
+              <w:spacing w:after="0"/>
+            </w:pPr>
+            <w:r>
+              <w:rPr>
+                <w:b/>
+                <w:color w:val="282C34"/>
+                <w:sz w:val="18"/>
+              </w:rPr>
+              <w:t>$R_{snub}$ / $C_{snub}$</w:t>
+            </w:r>
+          </w:p>
+        </w:tc>
+        <w:tc>
+          <w:tcPr>
+            <w:tcW w:type="dxa" w:w="1958"/>
+            <w:shd w:fill="F4F7F9"/>
+            <w:tcMar>
+              <w:top w:w="80" w:type="dxa"/>
+              <w:bottom w:w="80" w:type="dxa"/>
+              <w:left w:w="120" w:type="dxa"/>
+              <w:right w:w="120" w:type="dxa"/>
+            </w:tcMar>
+            <w:vAlign w:val="center"/>
+          </w:tcPr>
+          <w:p>
+            <w:pPr>
+              <w:spacing w:after="0"/>
+            </w:pPr>
+            <w:r>
+              <w:rPr>
+                <w:color w:val="282C34"/>
+                <w:sz w:val="18"/>
+              </w:rPr>
+              <w:t>SW RC Snubber Network</w:t>
+            </w:r>
+          </w:p>
+        </w:tc>
+        <w:tc>
+          <w:tcPr>
+            <w:tcW w:type="dxa" w:w="1958"/>
+            <w:shd w:fill="F4F7F9"/>
+            <w:tcMar>
+              <w:top w:w="80" w:type="dxa"/>
+              <w:bottom w:w="80" w:type="dxa"/>
+              <w:left w:w="120" w:type="dxa"/>
+              <w:right w:w="120" w:type="dxa"/>
+            </w:tcMar>
+            <w:vAlign w:val="center"/>
+          </w:tcPr>
+          <w:p>
+            <w:pPr>
+              <w:spacing w:after="0"/>
+            </w:pPr>
+            <w:r>
+              <w:rPr>
+                <w:color w:val="282C34"/>
+                <w:sz w:val="18"/>
+              </w:rPr>
+              <w:t>Vishay CRCW1206 / TDK C0G</w:t>
+            </w:r>
+          </w:p>
+        </w:tc>
+        <w:tc>
+          <w:tcPr>
+            <w:tcW w:type="dxa" w:w="1958"/>
+            <w:shd w:fill="F4F7F9"/>
+            <w:tcMar>
+              <w:top w:w="80" w:type="dxa"/>
+              <w:bottom w:w="80" w:type="dxa"/>
+              <w:left w:w="120" w:type="dxa"/>
+              <w:right w:w="120" w:type="dxa"/>
+            </w:tcMar>
+            <w:vAlign w:val="center"/>
+          </w:tcPr>
+          <w:p>
+            <w:pPr>
+              <w:spacing w:after="0"/>
+            </w:pPr>
+            <w:r>
+              <w:rPr>
+                <w:i/>
+                <w:color w:val="145AA0"/>
+                <w:sz w:val="18"/>
+              </w:rPr>
+              <w:t>R = 4.7\,\Omega / 1\,W, C = 470\,pF / 100\,V C0G</w:t>
+            </w:r>
+          </w:p>
+        </w:tc>
+        <w:tc>
+          <w:tcPr>
+            <w:tcW w:type="dxa" w:w="1958"/>
+            <w:shd w:fill="F4F7F9"/>
+            <w:tcMar>
+              <w:top w:w="80" w:type="dxa"/>
+              <w:bottom w:w="80" w:type="dxa"/>
+              <w:left w:w="120" w:type="dxa"/>
+              <w:right w:w="120" w:type="dxa"/>
+            </w:tcMar>
+            <w:vAlign w:val="center"/>
+          </w:tcPr>
+          <w:p>
+            <w:pPr>
+              <w:spacing w:after="0"/>
+            </w:pPr>
+            <w:r>
+              <w:rPr>
+                <w:color w:val="282C34"/>
+                <w:sz w:val="18"/>
+              </w:rPr>
+              <w:t xml:space="preserve">Restricts ringing frequency to </w:t>
+            </w:r>
+            <w:r>
+              <w:rPr>
+                <w:i/>
+                <w:color w:val="145AA0"/>
+                <w:sz w:val="18"/>
+              </w:rPr>
+              <w:t>&lt; 50\,MHz</w:t>
+            </w:r>
+            <w:r>
+              <w:rPr>
+                <w:color w:val="282C34"/>
+                <w:sz w:val="18"/>
+              </w:rPr>
+              <w:t xml:space="preserve"> for CISPR 32 Class B EMC compliance.</w:t>
             </w:r>
           </w:p>
         </w:tc>

--- a/vvdn/converters/dc-dc/non-isolated/boost-converter.docx
+++ b/vvdn/converters/dc-dc/non-isolated/boost-converter.docx
@@ -114,37 +114,7 @@
           <w:color w:val="282C34"/>
           <w:sz w:val="21"/>
         </w:rPr>
-        <w:t xml:space="preserve"> steps up an input DC voltage </w:t>
-      </w:r>
-      <w:r>
-        <w:rPr>
-          <w:i/>
-          <w:color w:val="145AA0"/>
-          <w:sz w:val="21"/>
-        </w:rPr>
-        <w:t>V_{IN</w:t>
-      </w:r>
-      <w:r>
-        <w:rPr>
-          <w:color w:val="282C34"/>
-          <w:sz w:val="21"/>
-        </w:rPr>
-        <w:t xml:space="preserve"> to a higher DC output voltage </w:t>
-      </w:r>
-      <w:r>
-        <w:rPr>
-          <w:i/>
-          <w:color w:val="145AA0"/>
-          <w:sz w:val="21"/>
-        </w:rPr>
-        <w:t>V_o</w:t>
-      </w:r>
-      <w:r>
-        <w:rPr>
-          <w:color w:val="282C34"/>
-          <w:sz w:val="21"/>
-        </w:rPr>
-        <w:t xml:space="preserve"> by utilizing an inductor to store energy from the source and discharge it in series with the source into the load:</w:t>
+        <w:t xml:space="preserve"> steps up an input DC voltage V_IN to a higher DC output voltage V_o by utilizing an inductor to store energy from the source and discharge it in series with the source into the load:</w:t>
       </w:r>
     </w:p>
     <w:tbl>
@@ -516,22 +486,7 @@
                 <w:color w:val="282C34"/>
                 <w:sz w:val="18"/>
               </w:rPr>
-              <w:t xml:space="preserve">Fuse </w:t>
-            </w:r>
-            <w:r>
-              <w:rPr>
-                <w:i/>
-                <w:color w:val="145AA0"/>
-                <w:sz w:val="18"/>
-              </w:rPr>
-              <w:t>F_1</w:t>
-            </w:r>
-            <w:r>
-              <w:rPr>
-                <w:color w:val="282C34"/>
-                <w:sz w:val="18"/>
-              </w:rPr>
-              <w:t xml:space="preserve"> Output</w:t>
+              <w:t>Fuse F_1 Output</w:t>
             </w:r>
           </w:p>
         </w:tc>
@@ -552,33 +507,10 @@
             </w:pPr>
             <w:r>
               <w:rPr>
-                <w:i/>
-                <w:color w:val="145AA0"/>
-                <w:sz w:val="18"/>
-              </w:rPr>
-              <w:t>C_{in</w:t>
-            </w:r>
-            <w:r>
-              <w:rPr>
                 <w:color w:val="282C34"/>
                 <w:sz w:val="18"/>
               </w:rPr>
-              <w:t xml:space="preserve"> bank (+), Inductor </w:t>
-            </w:r>
-            <w:r>
-              <w:rPr>
-                <w:i/>
-                <w:color w:val="145AA0"/>
-                <w:sz w:val="18"/>
-              </w:rPr>
-              <w:t>L_1</w:t>
-            </w:r>
-            <w:r>
-              <w:rPr>
-                <w:color w:val="282C34"/>
-                <w:sz w:val="18"/>
-              </w:rPr>
-              <w:t xml:space="preserve"> Terminal 1</w:t>
+              <w:t>C_in bank (+), Inductor L_1 Terminal 1</w:t>
             </w:r>
           </w:p>
         </w:tc>
@@ -679,37 +611,7 @@
                 <w:color w:val="282C34"/>
                 <w:sz w:val="18"/>
               </w:rPr>
-              <w:t xml:space="preserve">Inductor </w:t>
-            </w:r>
-            <w:r>
-              <w:rPr>
-                <w:i/>
-                <w:color w:val="145AA0"/>
-                <w:sz w:val="18"/>
-              </w:rPr>
-              <w:t>L_1</w:t>
-            </w:r>
-            <w:r>
-              <w:rPr>
-                <w:color w:val="282C34"/>
-                <w:sz w:val="18"/>
-              </w:rPr>
-              <w:t xml:space="preserve"> Pin 2, </w:t>
-            </w:r>
-            <w:r>
-              <w:rPr>
-                <w:i/>
-                <w:color w:val="145AA0"/>
-                <w:sz w:val="18"/>
-              </w:rPr>
-              <w:t>Q_1</w:t>
-            </w:r>
-            <w:r>
-              <w:rPr>
-                <w:color w:val="282C34"/>
-                <w:sz w:val="18"/>
-              </w:rPr>
-              <w:t xml:space="preserve"> Drain (Tab)</w:t>
+              <w:t>Inductor L_1 Pin 2, Q_1 Drain (Tab)</w:t>
             </w:r>
           </w:p>
         </w:tc>
@@ -734,37 +636,7 @@
                 <w:color w:val="282C34"/>
                 <w:sz w:val="18"/>
               </w:rPr>
-              <w:t xml:space="preserve">Diode </w:t>
-            </w:r>
-            <w:r>
-              <w:rPr>
-                <w:i/>
-                <w:color w:val="145AA0"/>
-                <w:sz w:val="18"/>
-              </w:rPr>
-              <w:t>D_1</w:t>
-            </w:r>
-            <w:r>
-              <w:rPr>
-                <w:color w:val="282C34"/>
-                <w:sz w:val="18"/>
-              </w:rPr>
-              <w:t xml:space="preserve"> Anode, Snubber </w:t>
-            </w:r>
-            <w:r>
-              <w:rPr>
-                <w:i/>
-                <w:color w:val="145AA0"/>
-                <w:sz w:val="18"/>
-              </w:rPr>
-              <w:t>R_{snub</w:t>
-            </w:r>
-            <w:r>
-              <w:rPr>
-                <w:color w:val="282C34"/>
-                <w:sz w:val="18"/>
-              </w:rPr>
-              <w:t xml:space="preserve"> Pin 1</w:t>
+              <w:t>Diode D_1 Anode, Snubber R_snub Pin 1</w:t>
             </w:r>
           </w:p>
         </w:tc>
@@ -814,37 +686,7 @@
                 <w:color w:val="282C34"/>
                 <w:sz w:val="18"/>
               </w:rPr>
-              <w:t xml:space="preserve">Keep trace short and wide; place diode </w:t>
-            </w:r>
-            <w:r>
-              <w:rPr>
-                <w:i/>
-                <w:color w:val="145AA0"/>
-                <w:sz w:val="18"/>
-              </w:rPr>
-              <w:t>D_1</w:t>
-            </w:r>
-            <w:r>
-              <w:rPr>
-                <w:color w:val="282C34"/>
-                <w:sz w:val="18"/>
-              </w:rPr>
-              <w:t xml:space="preserve"> anode directly abutting </w:t>
-            </w:r>
-            <w:r>
-              <w:rPr>
-                <w:i/>
-                <w:color w:val="145AA0"/>
-                <w:sz w:val="18"/>
-              </w:rPr>
-              <w:t>Q_1</w:t>
-            </w:r>
-            <w:r>
-              <w:rPr>
-                <w:color w:val="282C34"/>
-                <w:sz w:val="18"/>
-              </w:rPr>
-              <w:t xml:space="preserve"> drain tab.</w:t>
+              <w:t>Keep trace short and wide; place diode D_1 anode directly abutting Q_1 drain tab.</w:t>
             </w:r>
           </w:p>
         </w:tc>
@@ -919,37 +761,7 @@
                 <w:color w:val="282C34"/>
                 <w:sz w:val="18"/>
               </w:rPr>
-              <w:t xml:space="preserve">Resistor </w:t>
-            </w:r>
-            <w:r>
-              <w:rPr>
-                <w:i/>
-                <w:color w:val="145AA0"/>
-                <w:sz w:val="18"/>
-              </w:rPr>
-              <w:t>R_g</w:t>
-            </w:r>
-            <w:r>
-              <w:rPr>
-                <w:color w:val="282C34"/>
-                <w:sz w:val="18"/>
-              </w:rPr>
-              <w:t xml:space="preserve"> Pin 1 -&gt; </w:t>
-            </w:r>
-            <w:r>
-              <w:rPr>
-                <w:i/>
-                <w:color w:val="145AA0"/>
-                <w:sz w:val="18"/>
-              </w:rPr>
-              <w:t>Q_1</w:t>
-            </w:r>
-            <w:r>
-              <w:rPr>
-                <w:color w:val="282C34"/>
-                <w:sz w:val="18"/>
-              </w:rPr>
-              <w:t xml:space="preserve"> Gate (Pin 1)</w:t>
+              <w:t>Resistor R_g Pin 1 -&gt; Q_1 Gate (Pin 1)</w:t>
             </w:r>
           </w:p>
         </w:tc>
@@ -1047,18 +859,10 @@
             </w:pPr>
             <w:r>
               <w:rPr>
-                <w:i/>
-                <w:color w:val="145AA0"/>
-                <w:sz w:val="18"/>
-              </w:rPr>
-              <w:t>R_{shunt</w:t>
-            </w:r>
-            <w:r>
-              <w:rPr>
                 <w:color w:val="282C34"/>
                 <w:sz w:val="18"/>
               </w:rPr>
-              <w:t xml:space="preserve"> Top / Bottom Kelvin Pads</w:t>
+              <w:t>R_shunt Top / Bottom Kelvin Pads</w:t>
             </w:r>
           </w:p>
         </w:tc>
@@ -1184,22 +988,7 @@
                 <w:color w:val="282C34"/>
                 <w:sz w:val="18"/>
               </w:rPr>
-              <w:t xml:space="preserve">Diode </w:t>
-            </w:r>
-            <w:r>
-              <w:rPr>
-                <w:i/>
-                <w:color w:val="145AA0"/>
-                <w:sz w:val="18"/>
-              </w:rPr>
-              <w:t>D_1</w:t>
-            </w:r>
-            <w:r>
-              <w:rPr>
-                <w:color w:val="282C34"/>
-                <w:sz w:val="18"/>
-              </w:rPr>
-              <w:t xml:space="preserve"> Cathode</w:t>
+              <w:t>Diode D_1 Cathode</w:t>
             </w:r>
           </w:p>
         </w:tc>
@@ -1220,33 +1009,10 @@
             </w:pPr>
             <w:r>
               <w:rPr>
-                <w:i/>
-                <w:color w:val="145AA0"/>
-                <w:sz w:val="18"/>
-              </w:rPr>
-              <w:t>C_{out</w:t>
-            </w:r>
-            <w:r>
-              <w:rPr>
                 <w:color w:val="282C34"/>
                 <w:sz w:val="18"/>
               </w:rPr>
-              <w:t xml:space="preserve"> bank (+), Feedback </w:t>
-            </w:r>
-            <w:r>
-              <w:rPr>
-                <w:i/>
-                <w:color w:val="145AA0"/>
-                <w:sz w:val="18"/>
-              </w:rPr>
-              <w:t>R_{fb1</w:t>
-            </w:r>
-            <w:r>
-              <w:rPr>
-                <w:color w:val="282C34"/>
-                <w:sz w:val="18"/>
-              </w:rPr>
-              <w:t>, Load (+)</w:t>
+              <w:t>C_out bank (+), Feedback R_fb1, Load (+)</w:t>
             </w:r>
           </w:p>
         </w:tc>
@@ -1294,22 +1060,7 @@
                 <w:color w:val="282C34"/>
                 <w:sz w:val="18"/>
               </w:rPr>
-              <w:t>Wide copper plane; output caps must absorb high pulsating reverse diode current (</w:t>
-            </w:r>
-            <w:r>
-              <w:rPr>
-                <w:i/>
-                <w:color w:val="145AA0"/>
-                <w:sz w:val="18"/>
-              </w:rPr>
-              <w:t>I_{D,rms</w:t>
-            </w:r>
-            <w:r>
-              <w:rPr>
-                <w:color w:val="282C34"/>
-                <w:sz w:val="18"/>
-              </w:rPr>
-              <w:t>).</w:t>
+              <w:t>Wide copper plane; output caps must absorb high pulsating reverse diode current (I_D,rms).</w:t>
             </w:r>
           </w:p>
         </w:tc>
@@ -1362,22 +1113,7 @@
                 <w:color w:val="282C34"/>
                 <w:sz w:val="18"/>
               </w:rPr>
-              <w:t xml:space="preserve">Divider </w:t>
-            </w:r>
-            <w:r>
-              <w:rPr>
-                <w:i/>
-                <w:color w:val="145AA0"/>
-                <w:sz w:val="18"/>
-              </w:rPr>
-              <w:t>R_{fb1/R_{fb2</w:t>
-            </w:r>
-            <w:r>
-              <w:rPr>
-                <w:color w:val="282C34"/>
-                <w:sz w:val="18"/>
-              </w:rPr>
-              <w:t xml:space="preserve"> Node</w:t>
+              <w:t>Divider R_fb1/R_fb2 Node</w:t>
             </w:r>
           </w:p>
         </w:tc>
@@ -1452,37 +1188,7 @@
                 <w:color w:val="282C34"/>
                 <w:sz w:val="18"/>
               </w:rPr>
-              <w:t xml:space="preserve">Place </w:t>
-            </w:r>
-            <w:r>
-              <w:rPr>
-                <w:i/>
-                <w:color w:val="145AA0"/>
-                <w:sz w:val="18"/>
-              </w:rPr>
-              <w:t>R_{fb1/R_{fb2</w:t>
-            </w:r>
-            <w:r>
-              <w:rPr>
-                <w:color w:val="282C34"/>
-                <w:sz w:val="18"/>
-              </w:rPr>
-              <w:t xml:space="preserve"> adjacent to controller IC; route sense line away from </w:t>
-            </w:r>
-            <w:r>
-              <w:rPr>
-                <w:i/>
-                <w:color w:val="145AA0"/>
-                <w:sz w:val="18"/>
-              </w:rPr>
-              <w:t>L_1</w:t>
-            </w:r>
-            <w:r>
-              <w:rPr>
-                <w:color w:val="282C34"/>
-                <w:sz w:val="18"/>
-              </w:rPr>
-              <w:t xml:space="preserve"> magnetic core.</w:t>
+              <w:t>Place R_fb1/R_fb2 adjacent to controller IC; route sense line away from L_1 magnetic core.</w:t>
             </w:r>
           </w:p>
         </w:tc>
@@ -1530,48 +1236,10 @@
             </w:pPr>
             <w:r>
               <w:rPr>
-                <w:i/>
-                <w:color w:val="145AA0"/>
-                <w:sz w:val="18"/>
-              </w:rPr>
-              <w:t>C_{in</w:t>
-            </w:r>
-            <w:r>
-              <w:rPr>
                 <w:color w:val="282C34"/>
                 <w:sz w:val="18"/>
               </w:rPr>
-              <w:t xml:space="preserve"> (-), </w:t>
-            </w:r>
-            <w:r>
-              <w:rPr>
-                <w:i/>
-                <w:color w:val="145AA0"/>
-                <w:sz w:val="18"/>
-              </w:rPr>
-              <w:t>R_{shunt</w:t>
-            </w:r>
-            <w:r>
-              <w:rPr>
-                <w:color w:val="282C34"/>
-                <w:sz w:val="18"/>
-              </w:rPr>
-              <w:t xml:space="preserve"> (-), </w:t>
-            </w:r>
-            <w:r>
-              <w:rPr>
-                <w:i/>
-                <w:color w:val="145AA0"/>
-                <w:sz w:val="18"/>
-              </w:rPr>
-              <w:t>C_{out</w:t>
-            </w:r>
-            <w:r>
-              <w:rPr>
-                <w:color w:val="282C34"/>
-                <w:sz w:val="18"/>
-              </w:rPr>
-              <w:t xml:space="preserve"> (-)</w:t>
+              <w:t>C_in (-), R_shunt (-), C_out (-)</w:t>
             </w:r>
           </w:p>
         </w:tc>
@@ -1696,22 +1364,7 @@
                 <w:color w:val="282C34"/>
                 <w:sz w:val="18"/>
               </w:rPr>
-              <w:t xml:space="preserve">Controller Reference, </w:t>
-            </w:r>
-            <w:r>
-              <w:rPr>
-                <w:i/>
-                <w:color w:val="145AA0"/>
-                <w:sz w:val="18"/>
-              </w:rPr>
-              <w:t>R_{fb2</w:t>
-            </w:r>
-            <w:r>
-              <w:rPr>
-                <w:color w:val="282C34"/>
-                <w:sz w:val="18"/>
-              </w:rPr>
-              <w:t xml:space="preserve"> (-)</w:t>
+              <w:t>Controller Reference, R_fb2 (-)</w:t>
             </w:r>
           </w:p>
         </w:tc>
@@ -1736,22 +1389,7 @@
                 <w:color w:val="282C34"/>
                 <w:sz w:val="18"/>
               </w:rPr>
-              <w:t xml:space="preserve">Star Ground Tie at </w:t>
-            </w:r>
-            <w:r>
-              <w:rPr>
-                <w:i/>
-                <w:color w:val="145AA0"/>
-                <w:sz w:val="18"/>
-              </w:rPr>
-              <w:t>C_{out</w:t>
-            </w:r>
-            <w:r>
-              <w:rPr>
-                <w:color w:val="282C34"/>
-                <w:sz w:val="18"/>
-              </w:rPr>
-              <w:t xml:space="preserve"> GND pad</w:t>
+              <w:t>Star Ground Tie at C_out GND pad</w:t>
             </w:r>
           </w:p>
         </w:tc>
@@ -1996,7 +1634,7 @@
                 <w:color w:val="282C34"/>
                 <w:sz w:val="18"/>
               </w:rPr>
-              <w:t>$Q_1$</w:t>
+              <w:t>Q_1</w:t>
             </w:r>
           </w:p>
         </w:tc>
@@ -2065,11 +1703,10 @@
             </w:pPr>
             <w:r>
               <w:rPr>
-                <w:i/>
-                <w:color w:val="145AA0"/>
+                <w:color w:val="282C34"/>
                 <w:sz w:val="18"/>
               </w:rPr>
-              <w:t>V_{DS = 100\,V, I_D = 120\,A, R_{DS(on) = 4.5\,m\Omega, Q_g = 44\,nC</w:t>
+              <w:t>V_DS = 100 V, I_D = 120 A, R_DS(on) = 4.5 mΩ, Q_g = 44 nC</w:t>
             </w:r>
           </w:p>
         </w:tc>
@@ -2090,33 +1727,10 @@
             </w:pPr>
             <w:r>
               <w:rPr>
-                <w:i/>
-                <w:color w:val="145AA0"/>
-                <w:sz w:val="18"/>
-              </w:rPr>
-              <w:t>100\,V</w:t>
-            </w:r>
-            <w:r>
-              <w:rPr>
                 <w:color w:val="282C34"/>
                 <w:sz w:val="18"/>
               </w:rPr>
-              <w:t xml:space="preserve"> breakdown margin protects against inductive voltage spikes above </w:t>
-            </w:r>
-            <w:r>
-              <w:rPr>
-                <w:i/>
-                <w:color w:val="145AA0"/>
-                <w:sz w:val="18"/>
-              </w:rPr>
-              <w:t>+24\,V</w:t>
-            </w:r>
-            <w:r>
-              <w:rPr>
-                <w:color w:val="282C34"/>
-                <w:sz w:val="18"/>
-              </w:rPr>
-              <w:t xml:space="preserve"> rail.</w:t>
+              <w:t>100 V breakdown margin protects against inductive voltage spikes above +24 V rail.</w:t>
             </w:r>
           </w:p>
         </w:tc>
@@ -2144,7 +1758,7 @@
                 <w:color w:val="282C34"/>
                 <w:sz w:val="18"/>
               </w:rPr>
-              <w:t>$D_1$</w:t>
+              <w:t>D_1</w:t>
             </w:r>
           </w:p>
         </w:tc>
@@ -2216,11 +1830,10 @@
             </w:pPr>
             <w:r>
               <w:rPr>
-                <w:i/>
-                <w:color w:val="145AA0"/>
+                <w:color w:val="282C34"/>
                 <w:sz w:val="18"/>
               </w:rPr>
-              <w:t>V_{RRM = 600\,V, I_F = 4\,A, V_F = 1.5\,V, Q_{rr \approx 0\,nC</w:t>
+              <w:t>V_RRM = 600 V, I_F = 4 A, V_F = 1.5 V, Q_rr ≈ 0 nC</w:t>
             </w:r>
           </w:p>
         </w:tc>
@@ -2272,7 +1885,7 @@
                 <w:color w:val="282C34"/>
                 <w:sz w:val="18"/>
               </w:rPr>
-              <w:t>$L_1$</w:t>
+              <w:t>L_1</w:t>
             </w:r>
           </w:p>
         </w:tc>
@@ -2341,11 +1954,10 @@
             </w:pPr>
             <w:r>
               <w:rPr>
-                <w:i/>
-                <w:color w:val="145AA0"/>
+                <w:color w:val="282C34"/>
                 <w:sz w:val="18"/>
               </w:rPr>
-              <w:t>L = 15\,µH, I_{sat = 14\,A, I_{rms = 12\,A, DCR = 9.5\,m\Omega</w:t>
+              <w:t>L = 15 µH, I_sat = 14 A, I_rms = 12 A, DCR = 9.5 mΩ</w:t>
             </w:r>
           </w:p>
         </w:tc>
@@ -2369,22 +1981,7 @@
                 <w:color w:val="282C34"/>
                 <w:sz w:val="18"/>
               </w:rPr>
-              <w:t>Powdered composite core prevents thermal runaway saturation under high peak input current (</w:t>
-            </w:r>
-            <w:r>
-              <w:rPr>
-                <w:i/>
-                <w:color w:val="145AA0"/>
-                <w:sz w:val="18"/>
-              </w:rPr>
-              <w:t>I_{in \approx 11\,A</w:t>
-            </w:r>
-            <w:r>
-              <w:rPr>
-                <w:color w:val="282C34"/>
-                <w:sz w:val="18"/>
-              </w:rPr>
-              <w:t>).</w:t>
+              <w:t>Powdered composite core prevents thermal runaway saturation under high peak input current (I_in ≈ 11 A).</w:t>
             </w:r>
           </w:p>
         </w:tc>
@@ -2412,7 +2009,7 @@
                 <w:color w:val="282C34"/>
                 <w:sz w:val="18"/>
               </w:rPr>
-              <w:t>$C_{in,bulk}$</w:t>
+              <w:t>C_in,bulk</w:t>
             </w:r>
           </w:p>
         </w:tc>
@@ -2484,11 +2081,10 @@
             </w:pPr>
             <w:r>
               <w:rPr>
-                <w:i/>
-                <w:color w:val="145AA0"/>
+                <w:color w:val="282C34"/>
                 <w:sz w:val="18"/>
               </w:rPr>
-              <w:t>220\,µF, 25\,V, OS-CON Polymer, ESR = 12\,m\Omega</w:t>
+              <w:t>220 µF, 25 V, OS-CON Polymer, ESR = 12 mΩ</w:t>
             </w:r>
           </w:p>
         </w:tc>
@@ -2540,7 +2136,7 @@
                 <w:color w:val="282C34"/>
                 <w:sz w:val="18"/>
               </w:rPr>
-              <w:t>$C_{out,bulk}$</w:t>
+              <w:t>C_out,bulk</w:t>
             </w:r>
           </w:p>
         </w:tc>
@@ -2609,11 +2205,10 @@
             </w:pPr>
             <w:r>
               <w:rPr>
-                <w:i/>
-                <w:color w:val="145AA0"/>
+                <w:color w:val="282C34"/>
                 <w:sz w:val="18"/>
               </w:rPr>
-              <w:t>2 × 330\,µF, 35\,V, Polymer, ESR = 10\,m\Omega</w:t>
+              <w:t>2 * 330 µF, 35 V, Polymer, ESR = 10 mΩ</w:t>
             </w:r>
           </w:p>
         </w:tc>
@@ -2637,22 +2232,7 @@
                 <w:color w:val="282C34"/>
                 <w:sz w:val="18"/>
               </w:rPr>
-              <w:t xml:space="preserve">Absorbs full pulsating load current; specifies </w:t>
-            </w:r>
-            <w:r>
-              <w:rPr>
-                <w:i/>
-                <w:color w:val="145AA0"/>
-                <w:sz w:val="18"/>
-              </w:rPr>
-              <w:t>I_{ripple,rms ≥ 6.5\,A</w:t>
-            </w:r>
-            <w:r>
-              <w:rPr>
-                <w:color w:val="282C34"/>
-                <w:sz w:val="18"/>
-              </w:rPr>
-              <w:t>.</w:t>
+              <w:t>Absorbs full pulsating load current; specifies I_ripple,rms &gt;= 6.5 A.</w:t>
             </w:r>
           </w:p>
         </w:tc>
@@ -2680,7 +2260,7 @@
                 <w:color w:val="282C34"/>
                 <w:sz w:val="18"/>
               </w:rPr>
-              <w:t>$C_{out,cer}$</w:t>
+              <w:t>C_out,cer</w:t>
             </w:r>
           </w:p>
         </w:tc>
@@ -2752,18 +2332,10 @@
             </w:pPr>
             <w:r>
               <w:rPr>
-                <w:i/>
-                <w:color w:val="145AA0"/>
-                <w:sz w:val="18"/>
-              </w:rPr>
-              <w:t>3 × 10\,µF, 50\,V, X7R, 1210</w:t>
-            </w:r>
-            <w:r>
-              <w:rPr>
                 <w:color w:val="282C34"/>
                 <w:sz w:val="18"/>
               </w:rPr>
-              <w:t xml:space="preserve"> package</w:t>
+              <w:t>3 * 10 µF, 50 V, X7R, 1210 package</w:t>
             </w:r>
           </w:p>
         </w:tc>
@@ -2788,22 +2360,7 @@
                 <w:color w:val="282C34"/>
                 <w:sz w:val="18"/>
               </w:rPr>
-              <w:t>Shunts high-frequency switching edges (</w:t>
-            </w:r>
-            <w:r>
-              <w:rPr>
-                <w:i/>
-                <w:color w:val="145AA0"/>
-                <w:sz w:val="18"/>
-              </w:rPr>
-              <w:t>t_{fall &lt; 20\,ns</w:t>
-            </w:r>
-            <w:r>
-              <w:rPr>
-                <w:color w:val="282C34"/>
-                <w:sz w:val="18"/>
-              </w:rPr>
-              <w:t>).</w:t>
+              <w:t>Shunts high-frequency switching edges (t_fall &lt; 20 ns).</w:t>
             </w:r>
           </w:p>
         </w:tc>
@@ -2830,7 +2387,7 @@
                 <w:color w:val="282C34"/>
                 <w:sz w:val="18"/>
               </w:rPr>
-              <w:t>$R_{shunt}$</w:t>
+              <w:t>R_shunt</w:t>
             </w:r>
           </w:p>
         </w:tc>
@@ -2899,11 +2456,10 @@
             </w:pPr>
             <w:r>
               <w:rPr>
-                <w:i/>
-                <w:color w:val="145AA0"/>
+                <w:color w:val="282C34"/>
                 <w:sz w:val="18"/>
               </w:rPr>
-              <w:t>5.0\,m\Omega, 2.0\,W, 1\%, 4-terminal Kelvin</w:t>
+              <w:t>5.0 mΩ, 2.0 W, 1\%, 4-terminal Kelvin</w:t>
             </w:r>
           </w:p>
         </w:tc>
@@ -2955,7 +2511,7 @@
                 <w:color w:val="282C34"/>
                 <w:sz w:val="18"/>
               </w:rPr>
-              <w:t>$R_{snub}$ / $C_{snub}$</w:t>
+              <w:t>R_snub / C_snub</w:t>
             </w:r>
           </w:p>
         </w:tc>
@@ -3027,11 +2583,10 @@
             </w:pPr>
             <w:r>
               <w:rPr>
-                <w:i/>
-                <w:color w:val="145AA0"/>
+                <w:color w:val="282C34"/>
                 <w:sz w:val="18"/>
               </w:rPr>
-              <w:t>R = 4.7\,\Omega / 1\,W, C = 470\,pF / 100\,V C0G</w:t>
+              <w:t>R = 4.7 Ω / 1 W, C = 470 pF / 100 V C0G</w:t>
             </w:r>
           </w:p>
         </w:tc>
@@ -3056,22 +2611,7 @@
                 <w:color w:val="282C34"/>
                 <w:sz w:val="18"/>
               </w:rPr>
-              <w:t xml:space="preserve">Restricts ringing frequency to </w:t>
-            </w:r>
-            <w:r>
-              <w:rPr>
-                <w:i/>
-                <w:color w:val="145AA0"/>
-                <w:sz w:val="18"/>
-              </w:rPr>
-              <w:t>&lt; 50\,MHz</w:t>
-            </w:r>
-            <w:r>
-              <w:rPr>
-                <w:color w:val="282C34"/>
-                <w:sz w:val="18"/>
-              </w:rPr>
-              <w:t xml:space="preserve"> for CISPR 32 Class B EMC compliance.</w:t>
+              <w:t>Restricts ringing frequency to &lt; 50 MHz for CISPR 32 Class B EMC compliance.</w:t>
             </w:r>
           </w:p>
         </w:tc>
@@ -3103,7 +2643,7 @@
           <w:color w:val="282C34"/>
           <w:sz w:val="21"/>
         </w:rPr>
-        <w:t>Interval 1: Switch ON ($0 &lt; t \le D \cdot T_s$)</w:t>
+        <w:t>Interval 1: Switch ON (0 &lt; t &lt;= D * T_s)</w:t>
       </w:r>
       <w:r>
         <w:rPr>
@@ -3124,52 +2664,7 @@
           <w:color w:val="282C34"/>
           <w:sz w:val="21"/>
         </w:rPr>
-        <w:t xml:space="preserve">MOSFET </w:t>
-      </w:r>
-      <w:r>
-        <w:rPr>
-          <w:i/>
-          <w:color w:val="145AA0"/>
-          <w:sz w:val="21"/>
-        </w:rPr>
-        <w:t>Q_1</w:t>
-      </w:r>
-      <w:r>
-        <w:rPr>
-          <w:color w:val="282C34"/>
-          <w:sz w:val="21"/>
-        </w:rPr>
-        <w:t xml:space="preserve"> conducts, connecting the switching node </w:t>
-      </w:r>
-      <w:r>
-        <w:rPr>
-          <w:i/>
-          <w:color w:val="145AA0"/>
-          <w:sz w:val="21"/>
-        </w:rPr>
-        <w:t>SW</w:t>
-      </w:r>
-      <w:r>
-        <w:rPr>
-          <w:color w:val="282C34"/>
-          <w:sz w:val="21"/>
-        </w:rPr>
-        <w:t xml:space="preserve"> to GND (</w:t>
-      </w:r>
-      <w:r>
-        <w:rPr>
-          <w:i/>
-          <w:color w:val="145AA0"/>
-          <w:sz w:val="21"/>
-        </w:rPr>
-        <w:t>0\,V</w:t>
-      </w:r>
-      <w:r>
-        <w:rPr>
-          <w:color w:val="282C34"/>
-          <w:sz w:val="21"/>
-        </w:rPr>
-        <w:t>).</w:t>
+        <w:t>MOSFET Q_1 conducts, connecting the switching node SW to GND (0 V).</w:t>
       </w:r>
     </w:p>
     <w:p>
@@ -3183,37 +2678,7 @@
           <w:color w:val="282C34"/>
           <w:sz w:val="21"/>
         </w:rPr>
-        <w:t xml:space="preserve">Diode </w:t>
-      </w:r>
-      <w:r>
-        <w:rPr>
-          <w:i/>
-          <w:color w:val="145AA0"/>
-          <w:sz w:val="21"/>
-        </w:rPr>
-        <w:t>D_1</w:t>
-      </w:r>
-      <w:r>
-        <w:rPr>
-          <w:color w:val="282C34"/>
-          <w:sz w:val="21"/>
-        </w:rPr>
-        <w:t xml:space="preserve"> is reverse-biased (</w:t>
-      </w:r>
-      <w:r>
-        <w:rPr>
-          <w:i/>
-          <w:color w:val="145AA0"/>
-          <w:sz w:val="21"/>
-        </w:rPr>
-        <w:t>V_{diode = -V_o</w:t>
-      </w:r>
-      <w:r>
-        <w:rPr>
-          <w:color w:val="282C34"/>
-          <w:sz w:val="21"/>
-        </w:rPr>
-        <w:t>).</w:t>
+        <w:t>Diode D_1 is reverse-biased (V_diode = -V_o).</w:t>
       </w:r>
     </w:p>
     <w:p>
@@ -3227,65 +2692,53 @@
           <w:color w:val="282C34"/>
           <w:sz w:val="21"/>
         </w:rPr>
-        <w:t xml:space="preserve">Full input voltage </w:t>
-      </w:r>
-      <w:r>
-        <w:rPr>
-          <w:i/>
-          <w:color w:val="145AA0"/>
-          <w:sz w:val="21"/>
-        </w:rPr>
-        <w:t>V_{IN</w:t>
-      </w:r>
-      <w:r>
-        <w:rPr>
-          <w:color w:val="282C34"/>
-          <w:sz w:val="21"/>
-        </w:rPr>
-        <w:t xml:space="preserve"> appears across inductor </w:t>
-      </w:r>
-      <w:r>
-        <w:rPr>
-          <w:i/>
-          <w:color w:val="145AA0"/>
-          <w:sz w:val="21"/>
-        </w:rPr>
-        <w:t>L</w:t>
-      </w:r>
-      <w:r>
-        <w:rPr>
-          <w:color w:val="282C34"/>
-          <w:sz w:val="21"/>
-        </w:rPr>
-        <w:t>. Current ramps up linearly:</w:t>
+        <w:t>Full input voltage V_IN appears across inductor L. Current ramps up linearly:</w:t>
       </w:r>
     </w:p>
-    <w:p>
-      <w:pPr>
-        <w:spacing w:after="80"/>
-      </w:pPr>
-      <w:r>
-        <w:rPr>
-          <w:i/>
-          <w:color w:val="145AA0"/>
-          <w:sz w:val="21"/>
-        </w:rPr>
-      </w:r>
-      <w:r>
-        <w:rPr>
-          <w:color w:val="282C34"/>
-          <w:sz w:val="21"/>
-        </w:rPr>
-        <w:t>\frac{di_L}{dt} = \frac{V_{IN}}{L}</w:t>
-      </w:r>
-      <w:r>
-        <w:rPr>
-          <w:i/>
-          <w:color w:val="145AA0"/>
-          <w:sz w:val="21"/>
-        </w:rPr>
-      </w:r>
-    </w:p>
+    <w:tbl>
+      <w:tblPr>
+        <w:tblW w:type="auto" w:w="0"/>
+        <w:jc w:val="center"/>
+        <w:tblLook w:firstColumn="1" w:firstRow="1" w:lastColumn="0" w:lastRow="0" w:noHBand="0" w:noVBand="1" w:val="04A0"/>
+      </w:tblPr>
+      <w:tblGrid>
+        <w:gridCol w:w="9792"/>
+      </w:tblGrid>
+      <w:tr>
+        <w:tc>
+          <w:tcPr>
+            <w:tcW w:type="dxa" w:w="9792"/>
+            <w:shd w:fill="F5F6F8"/>
+            <w:tcMar>
+              <w:top w:w="80" w:type="dxa"/>
+              <w:bottom w:w="80" w:type="dxa"/>
+              <w:left w:w="140" w:type="dxa"/>
+              <w:right w:w="140" w:type="dxa"/>
+            </w:tcMar>
+            <w:tcBorders>
+              <w:left w:val="single" w:sz="18" w:space="0" w:color="CBD5E0"/>
+              <w:top w:val="none"/>
+              <w:right w:val="none"/>
+              <w:bottom w:val="none"/>
+            </w:tcBorders>
+          </w:tcPr>
+          <w:p>
+            <w:pPr>
+              <w:spacing w:line="240" w:lineRule="auto" w:after="0"/>
+            </w:pPr>
+            <w:r>
+              <w:rPr>
+                <w:rFonts w:ascii="Consolas" w:hAnsi="Consolas"/>
+                <w:color w:val="2D3748"/>
+                <w:sz w:val="18"/>
+              </w:rPr>
+              <w:t>di_L / dt = V_IN / L</w:t>
+            </w:r>
+          </w:p>
+        </w:tc>
+      </w:tr>
+    </w:tbl>
+    <w:p/>
     <w:p>
       <w:pPr>
         <w:pStyle w:val="ListBullet"/>
@@ -3297,22 +2750,7 @@
           <w:color w:val="282C34"/>
           <w:sz w:val="21"/>
         </w:rPr>
-        <w:t xml:space="preserve">Energy is drawn from the input source and stored in </w:t>
-      </w:r>
-      <w:r>
-        <w:rPr>
-          <w:i/>
-          <w:color w:val="145AA0"/>
-          <w:sz w:val="21"/>
-        </w:rPr>
-        <w:t>L</w:t>
-      </w:r>
-      <w:r>
-        <w:rPr>
-          <w:color w:val="282C34"/>
-          <w:sz w:val="21"/>
-        </w:rPr>
-        <w:t>.</w:t>
+        <w:t>Energy is drawn from the input source and stored in L.</w:t>
       </w:r>
     </w:p>
     <w:p>
@@ -3334,37 +2772,7 @@
           <w:color w:val="282C34"/>
           <w:sz w:val="21"/>
         </w:rPr>
-        <w:t xml:space="preserve">: During this interval, the output load is completely disconnected from the source and inductor; output current </w:t>
-      </w:r>
-      <w:r>
-        <w:rPr>
-          <w:i/>
-          <w:color w:val="145AA0"/>
-          <w:sz w:val="21"/>
-        </w:rPr>
-        <w:t>I_o</w:t>
-      </w:r>
-      <w:r>
-        <w:rPr>
-          <w:color w:val="282C34"/>
-          <w:sz w:val="21"/>
-        </w:rPr>
-        <w:t xml:space="preserve"> is supplied solely by the discharging output capacitor </w:t>
-      </w:r>
-      <w:r>
-        <w:rPr>
-          <w:i/>
-          <w:color w:val="145AA0"/>
-          <w:sz w:val="21"/>
-        </w:rPr>
-        <w:t>C_{out</w:t>
-      </w:r>
-      <w:r>
-        <w:rPr>
-          <w:color w:val="282C34"/>
-          <w:sz w:val="21"/>
-        </w:rPr>
-        <w:t>.</w:t>
+        <w:t>: During this interval, the output load is completely disconnected from the source and inductor; output current I_o is supplied solely by the discharging output capacitor C_out.</w:t>
       </w:r>
     </w:p>
     <w:p>
@@ -3379,7 +2787,7 @@
           <w:color w:val="282C34"/>
           <w:sz w:val="21"/>
         </w:rPr>
-        <w:t>Interval 2: Switch OFF ($D \cdot T_s &lt; t \le T_s$)</w:t>
+        <w:t>Interval 2: Switch OFF (D * T_s &lt; t &lt;= T_s)</w:t>
       </w:r>
       <w:r>
         <w:rPr>
@@ -3397,33 +2805,10 @@
       </w:pPr>
       <w:r>
         <w:rPr>
-          <w:i/>
-          <w:color w:val="145AA0"/>
-          <w:sz w:val="21"/>
-        </w:rPr>
-        <w:t>Q_1</w:t>
-      </w:r>
-      <w:r>
-        <w:rPr>
           <w:color w:val="282C34"/>
           <w:sz w:val="21"/>
         </w:rPr>
-        <w:t xml:space="preserve"> turns OFF. The collapsing magnetic field forces the voltage across </w:t>
-      </w:r>
-      <w:r>
-        <w:rPr>
-          <w:i/>
-          <w:color w:val="145AA0"/>
-          <w:sz w:val="21"/>
-        </w:rPr>
-        <w:t>L</w:t>
-      </w:r>
-      <w:r>
-        <w:rPr>
-          <w:color w:val="282C34"/>
-          <w:sz w:val="21"/>
-        </w:rPr>
-        <w:t xml:space="preserve"> to reverse polarity.</w:t>
+        <w:t>Q_1 turns OFF. The collapsing magnetic field forces the voltage across L to reverse polarity.</w:t>
       </w:r>
     </w:p>
     <w:p>
@@ -3437,52 +2822,7 @@
           <w:color w:val="282C34"/>
           <w:sz w:val="21"/>
         </w:rPr>
-        <w:t xml:space="preserve">Node </w:t>
-      </w:r>
-      <w:r>
-        <w:rPr>
-          <w:i/>
-          <w:color w:val="145AA0"/>
-          <w:sz w:val="21"/>
-        </w:rPr>
-        <w:t>SW</w:t>
-      </w:r>
-      <w:r>
-        <w:rPr>
-          <w:color w:val="282C34"/>
-          <w:sz w:val="21"/>
-        </w:rPr>
-        <w:t xml:space="preserve"> flies above </w:t>
-      </w:r>
-      <w:r>
-        <w:rPr>
-          <w:i/>
-          <w:color w:val="145AA0"/>
-          <w:sz w:val="21"/>
-        </w:rPr>
-        <w:t>V_o</w:t>
-      </w:r>
-      <w:r>
-        <w:rPr>
-          <w:color w:val="282C34"/>
-          <w:sz w:val="21"/>
-        </w:rPr>
-        <w:t xml:space="preserve">, forward-biasing diode </w:t>
-      </w:r>
-      <w:r>
-        <w:rPr>
-          <w:i/>
-          <w:color w:val="145AA0"/>
-          <w:sz w:val="21"/>
-        </w:rPr>
-        <w:t>D_1</w:t>
-      </w:r>
-      <w:r>
-        <w:rPr>
-          <w:color w:val="282C34"/>
-          <w:sz w:val="21"/>
-        </w:rPr>
-        <w:t>.</w:t>
+        <w:t>Node SW flies above V_o, forward-biasing diode D_1.</w:t>
       </w:r>
     </w:p>
     <w:p>
@@ -3496,65 +2836,53 @@
           <w:color w:val="282C34"/>
           <w:sz w:val="21"/>
         </w:rPr>
-        <w:t xml:space="preserve">Voltage across </w:t>
-      </w:r>
-      <w:r>
-        <w:rPr>
-          <w:i/>
-          <w:color w:val="145AA0"/>
-          <w:sz w:val="21"/>
-        </w:rPr>
-        <w:t>L</w:t>
-      </w:r>
-      <w:r>
-        <w:rPr>
-          <w:color w:val="282C34"/>
-          <w:sz w:val="21"/>
-        </w:rPr>
-        <w:t xml:space="preserve"> is </w:t>
-      </w:r>
-      <w:r>
-        <w:rPr>
-          <w:i/>
-          <w:color w:val="145AA0"/>
-          <w:sz w:val="21"/>
-        </w:rPr>
-        <w:t>V_L = V_{IN - V_o &lt; 0</w:t>
-      </w:r>
-      <w:r>
-        <w:rPr>
-          <w:color w:val="282C34"/>
-          <w:sz w:val="21"/>
-        </w:rPr>
-        <w:t>. Current decays linearly:</w:t>
+        <w:t>Voltage across L is V_L = V_IN - V_o &lt; 0. Current decays linearly:</w:t>
       </w:r>
     </w:p>
-    <w:p>
-      <w:pPr>
-        <w:spacing w:after="80"/>
-      </w:pPr>
-      <w:r>
-        <w:rPr>
-          <w:i/>
-          <w:color w:val="145AA0"/>
-          <w:sz w:val="21"/>
-        </w:rPr>
-      </w:r>
-      <w:r>
-        <w:rPr>
-          <w:color w:val="282C34"/>
-          <w:sz w:val="21"/>
-        </w:rPr>
-        <w:t>\frac{di_L}{dt} = \frac{V_{IN} - V_o}{L}</w:t>
-      </w:r>
-      <w:r>
-        <w:rPr>
-          <w:i/>
-          <w:color w:val="145AA0"/>
-          <w:sz w:val="21"/>
-        </w:rPr>
-      </w:r>
-    </w:p>
+    <w:tbl>
+      <w:tblPr>
+        <w:tblW w:type="auto" w:w="0"/>
+        <w:jc w:val="center"/>
+        <w:tblLook w:firstColumn="1" w:firstRow="1" w:lastColumn="0" w:lastRow="0" w:noHBand="0" w:noVBand="1" w:val="04A0"/>
+      </w:tblPr>
+      <w:tblGrid>
+        <w:gridCol w:w="9792"/>
+      </w:tblGrid>
+      <w:tr>
+        <w:tc>
+          <w:tcPr>
+            <w:tcW w:type="dxa" w:w="9792"/>
+            <w:shd w:fill="F5F6F8"/>
+            <w:tcMar>
+              <w:top w:w="80" w:type="dxa"/>
+              <w:bottom w:w="80" w:type="dxa"/>
+              <w:left w:w="140" w:type="dxa"/>
+              <w:right w:w="140" w:type="dxa"/>
+            </w:tcMar>
+            <w:tcBorders>
+              <w:left w:val="single" w:sz="18" w:space="0" w:color="CBD5E0"/>
+              <w:top w:val="none"/>
+              <w:right w:val="none"/>
+              <w:bottom w:val="none"/>
+            </w:tcBorders>
+          </w:tcPr>
+          <w:p>
+            <w:pPr>
+              <w:spacing w:line="240" w:lineRule="auto" w:after="0"/>
+            </w:pPr>
+            <w:r>
+              <w:rPr>
+                <w:rFonts w:ascii="Consolas" w:hAnsi="Consolas"/>
+                <w:color w:val="2D3748"/>
+                <w:sz w:val="18"/>
+              </w:rPr>
+              <w:t>di_L / dt = (V_IN - V_o) / L</w:t>
+            </w:r>
+          </w:p>
+        </w:tc>
+      </w:tr>
+    </w:tbl>
+    <w:p/>
     <w:p>
       <w:pPr>
         <w:pStyle w:val="ListBullet"/>
@@ -3566,52 +2894,7 @@
           <w:color w:val="282C34"/>
           <w:sz w:val="21"/>
         </w:rPr>
-        <w:t xml:space="preserve">Energy stored in </w:t>
-      </w:r>
-      <w:r>
-        <w:rPr>
-          <w:i/>
-          <w:color w:val="145AA0"/>
-          <w:sz w:val="21"/>
-        </w:rPr>
-        <w:t>L</w:t>
-      </w:r>
-      <w:r>
-        <w:rPr>
-          <w:color w:val="282C34"/>
-          <w:sz w:val="21"/>
-        </w:rPr>
-        <w:t xml:space="preserve">, along with additional energy from input </w:t>
-      </w:r>
-      <w:r>
-        <w:rPr>
-          <w:i/>
-          <w:color w:val="145AA0"/>
-          <w:sz w:val="21"/>
-        </w:rPr>
-        <w:t>V_{IN</w:t>
-      </w:r>
-      <w:r>
-        <w:rPr>
-          <w:color w:val="282C34"/>
-          <w:sz w:val="21"/>
-        </w:rPr>
-        <w:t xml:space="preserve">, flows into </w:t>
-      </w:r>
-      <w:r>
-        <w:rPr>
-          <w:i/>
-          <w:color w:val="145AA0"/>
-          <w:sz w:val="21"/>
-        </w:rPr>
-        <w:t>C_{out</w:t>
-      </w:r>
-      <w:r>
-        <w:rPr>
-          <w:color w:val="282C34"/>
-          <w:sz w:val="21"/>
-        </w:rPr>
-        <w:t xml:space="preserve"> and the load.</w:t>
+        <w:t>Energy stored in L, along with additional energy from input V_IN, flows into C_out and the load.</w:t>
       </w:r>
     </w:p>
     <w:p>
@@ -3754,128 +3037,185 @@
           <w:color w:val="282C34"/>
           <w:sz w:val="21"/>
         </w:rPr>
-        <w:t xml:space="preserve">Applying volt-second balance across inductor </w:t>
-      </w:r>
-      <w:r>
-        <w:rPr>
-          <w:i/>
-          <w:color w:val="145AA0"/>
-          <w:sz w:val="21"/>
-        </w:rPr>
-        <w:t>L</w:t>
-      </w:r>
-      <w:r>
-        <w:rPr>
-          <w:color w:val="282C34"/>
-          <w:sz w:val="21"/>
-        </w:rPr>
-        <w:t>:</w:t>
+        <w:t>Applying volt-second balance across inductor L:</w:t>
       </w:r>
     </w:p>
-    <w:p>
-      <w:pPr>
-        <w:spacing w:after="80"/>
-      </w:pPr>
-      <w:r>
-        <w:rPr>
-          <w:i/>
-          <w:color w:val="145AA0"/>
-          <w:sz w:val="21"/>
-        </w:rPr>
-      </w:r>
-      <w:r>
-        <w:rPr>
-          <w:color w:val="282C34"/>
-          <w:sz w:val="21"/>
-        </w:rPr>
-        <w:t>\int_0^{T_s} v_L(t) \, dt = (V_{IN}) \cdot D \cdot T_s + (V_{IN} - V_o) \cdot (1 - D) \cdot T_s = 0</w:t>
-      </w:r>
-      <w:r>
-        <w:rPr>
-          <w:i/>
-          <w:color w:val="145AA0"/>
-          <w:sz w:val="21"/>
-        </w:rPr>
-      </w:r>
-    </w:p>
-    <w:p>
-      <w:pPr>
-        <w:spacing w:after="80"/>
-      </w:pPr>
-      <w:r>
-        <w:rPr>
-          <w:i/>
-          <w:color w:val="145AA0"/>
-          <w:sz w:val="21"/>
-        </w:rPr>
-      </w:r>
-      <w:r>
-        <w:rPr>
-          <w:color w:val="282C34"/>
-          <w:sz w:val="21"/>
-        </w:rPr>
-        <w:t>V_{IN} \cdot D + V_{IN} - V_o - V_{IN} \cdot D + V_o \cdot D = 0</w:t>
-      </w:r>
-      <w:r>
-        <w:rPr>
-          <w:i/>
-          <w:color w:val="145AA0"/>
-          <w:sz w:val="21"/>
-        </w:rPr>
-      </w:r>
-    </w:p>
-    <w:p>
-      <w:pPr>
-        <w:spacing w:after="80"/>
-      </w:pPr>
-      <w:r>
-        <w:rPr>
-          <w:i/>
-          <w:color w:val="145AA0"/>
-          <w:sz w:val="21"/>
-        </w:rPr>
-      </w:r>
-      <w:r>
-        <w:rPr>
-          <w:color w:val="282C34"/>
-          <w:sz w:val="21"/>
-        </w:rPr>
-        <w:t>V_{IN} = V_o (1 - D) \implies V_o = \frac{V_{IN}}{1 - D}</w:t>
-      </w:r>
-      <w:r>
-        <w:rPr>
-          <w:i/>
-          <w:color w:val="145AA0"/>
-          <w:sz w:val="21"/>
-        </w:rPr>
-      </w:r>
-    </w:p>
-    <w:p>
-      <w:pPr>
-        <w:spacing w:after="80"/>
-      </w:pPr>
-      <w:r>
-        <w:rPr>
-          <w:i/>
-          <w:color w:val="145AA0"/>
-          <w:sz w:val="21"/>
-        </w:rPr>
-      </w:r>
-      <w:r>
-        <w:rPr>
-          <w:color w:val="282C34"/>
-          <w:sz w:val="21"/>
-        </w:rPr>
-        <w:t>D = 1 - \frac{V_{IN}}{V_o}</w:t>
-      </w:r>
-      <w:r>
-        <w:rPr>
-          <w:i/>
-          <w:color w:val="145AA0"/>
-          <w:sz w:val="21"/>
-        </w:rPr>
-      </w:r>
-    </w:p>
+    <w:tbl>
+      <w:tblPr>
+        <w:tblW w:type="auto" w:w="0"/>
+        <w:jc w:val="center"/>
+        <w:tblLook w:firstColumn="1" w:firstRow="1" w:lastColumn="0" w:lastRow="0" w:noHBand="0" w:noVBand="1" w:val="04A0"/>
+      </w:tblPr>
+      <w:tblGrid>
+        <w:gridCol w:w="9792"/>
+      </w:tblGrid>
+      <w:tr>
+        <w:tc>
+          <w:tcPr>
+            <w:tcW w:type="dxa" w:w="9792"/>
+            <w:shd w:fill="F5F6F8"/>
+            <w:tcMar>
+              <w:top w:w="80" w:type="dxa"/>
+              <w:bottom w:w="80" w:type="dxa"/>
+              <w:left w:w="140" w:type="dxa"/>
+              <w:right w:w="140" w:type="dxa"/>
+            </w:tcMar>
+            <w:tcBorders>
+              <w:left w:val="single" w:sz="18" w:space="0" w:color="CBD5E0"/>
+              <w:top w:val="none"/>
+              <w:right w:val="none"/>
+              <w:bottom w:val="none"/>
+            </w:tcBorders>
+          </w:tcPr>
+          <w:p>
+            <w:pPr>
+              <w:spacing w:line="240" w:lineRule="auto" w:after="0"/>
+            </w:pPr>
+            <w:r>
+              <w:rPr>
+                <w:rFonts w:ascii="Consolas" w:hAnsi="Consolas"/>
+                <w:color w:val="2D3748"/>
+                <w:sz w:val="18"/>
+              </w:rPr>
+              <w:t>int_0^T_s v_L(t) dt = (V_IN) * D * T_s + (V_IN - V_o) * (1 - D) * T_s = 0</w:t>
+            </w:r>
+          </w:p>
+        </w:tc>
+      </w:tr>
+    </w:tbl>
+    <w:p/>
+    <w:tbl>
+      <w:tblPr>
+        <w:tblW w:type="auto" w:w="0"/>
+        <w:jc w:val="center"/>
+        <w:tblLook w:firstColumn="1" w:firstRow="1" w:lastColumn="0" w:lastRow="0" w:noHBand="0" w:noVBand="1" w:val="04A0"/>
+      </w:tblPr>
+      <w:tblGrid>
+        <w:gridCol w:w="9792"/>
+      </w:tblGrid>
+      <w:tr>
+        <w:tc>
+          <w:tcPr>
+            <w:tcW w:type="dxa" w:w="9792"/>
+            <w:shd w:fill="F5F6F8"/>
+            <w:tcMar>
+              <w:top w:w="80" w:type="dxa"/>
+              <w:bottom w:w="80" w:type="dxa"/>
+              <w:left w:w="140" w:type="dxa"/>
+              <w:right w:w="140" w:type="dxa"/>
+            </w:tcMar>
+            <w:tcBorders>
+              <w:left w:val="single" w:sz="18" w:space="0" w:color="CBD5E0"/>
+              <w:top w:val="none"/>
+              <w:right w:val="none"/>
+              <w:bottom w:val="none"/>
+            </w:tcBorders>
+          </w:tcPr>
+          <w:p>
+            <w:pPr>
+              <w:spacing w:line="240" w:lineRule="auto" w:after="0"/>
+            </w:pPr>
+            <w:r>
+              <w:rPr>
+                <w:rFonts w:ascii="Consolas" w:hAnsi="Consolas"/>
+                <w:color w:val="2D3748"/>
+                <w:sz w:val="18"/>
+              </w:rPr>
+              <w:t>V_IN * D + V_IN - V_o - V_IN * D + V_o * D = 0</w:t>
+            </w:r>
+          </w:p>
+        </w:tc>
+      </w:tr>
+    </w:tbl>
+    <w:p/>
+    <w:tbl>
+      <w:tblPr>
+        <w:tblW w:type="auto" w:w="0"/>
+        <w:jc w:val="center"/>
+        <w:tblLook w:firstColumn="1" w:firstRow="1" w:lastColumn="0" w:lastRow="0" w:noHBand="0" w:noVBand="1" w:val="04A0"/>
+      </w:tblPr>
+      <w:tblGrid>
+        <w:gridCol w:w="9792"/>
+      </w:tblGrid>
+      <w:tr>
+        <w:tc>
+          <w:tcPr>
+            <w:tcW w:type="dxa" w:w="9792"/>
+            <w:shd w:fill="F5F6F8"/>
+            <w:tcMar>
+              <w:top w:w="80" w:type="dxa"/>
+              <w:bottom w:w="80" w:type="dxa"/>
+              <w:left w:w="140" w:type="dxa"/>
+              <w:right w:w="140" w:type="dxa"/>
+            </w:tcMar>
+            <w:tcBorders>
+              <w:left w:val="single" w:sz="18" w:space="0" w:color="CBD5E0"/>
+              <w:top w:val="none"/>
+              <w:right w:val="none"/>
+              <w:bottom w:val="none"/>
+            </w:tcBorders>
+          </w:tcPr>
+          <w:p>
+            <w:pPr>
+              <w:spacing w:line="240" w:lineRule="auto" w:after="0"/>
+            </w:pPr>
+            <w:r>
+              <w:rPr>
+                <w:rFonts w:ascii="Consolas" w:hAnsi="Consolas"/>
+                <w:color w:val="2D3748"/>
+                <w:sz w:val="18"/>
+              </w:rPr>
+              <w:t>V_IN = V_o (1 - D) =&gt; V_o = V_IN / (1 - D)</w:t>
+            </w:r>
+          </w:p>
+        </w:tc>
+      </w:tr>
+    </w:tbl>
+    <w:p/>
+    <w:tbl>
+      <w:tblPr>
+        <w:tblW w:type="auto" w:w="0"/>
+        <w:jc w:val="center"/>
+        <w:tblLook w:firstColumn="1" w:firstRow="1" w:lastColumn="0" w:lastRow="0" w:noHBand="0" w:noVBand="1" w:val="04A0"/>
+      </w:tblPr>
+      <w:tblGrid>
+        <w:gridCol w:w="9792"/>
+      </w:tblGrid>
+      <w:tr>
+        <w:tc>
+          <w:tcPr>
+            <w:tcW w:type="dxa" w:w="9792"/>
+            <w:shd w:fill="F5F6F8"/>
+            <w:tcMar>
+              <w:top w:w="80" w:type="dxa"/>
+              <w:bottom w:w="80" w:type="dxa"/>
+              <w:left w:w="140" w:type="dxa"/>
+              <w:right w:w="140" w:type="dxa"/>
+            </w:tcMar>
+            <w:tcBorders>
+              <w:left w:val="single" w:sz="18" w:space="0" w:color="CBD5E0"/>
+              <w:top w:val="none"/>
+              <w:right w:val="none"/>
+              <w:bottom w:val="none"/>
+            </w:tcBorders>
+          </w:tcPr>
+          <w:p>
+            <w:pPr>
+              <w:spacing w:line="240" w:lineRule="auto" w:after="0"/>
+            </w:pPr>
+            <w:r>
+              <w:rPr>
+                <w:rFonts w:ascii="Consolas" w:hAnsi="Consolas"/>
+                <w:color w:val="2D3748"/>
+                <w:sz w:val="18"/>
+              </w:rPr>
+              <w:t>D = 1 - V_IN / V_o</w:t>
+            </w:r>
+          </w:p>
+        </w:tc>
+      </w:tr>
+    </w:tbl>
+    <w:p/>
     <w:p>
       <w:pPr>
         <w:spacing w:before="160" w:after="80"/>
@@ -3889,32 +3229,50 @@
         <w:t>3.2 Inductor Ripple &amp; Value Calculation:</w:t>
       </w:r>
     </w:p>
-    <w:p>
-      <w:pPr>
-        <w:spacing w:after="80"/>
-      </w:pPr>
-      <w:r>
-        <w:rPr>
-          <w:i/>
-          <w:color w:val="145AA0"/>
-          <w:sz w:val="21"/>
-        </w:rPr>
-      </w:r>
-      <w:r>
-        <w:rPr>
-          <w:color w:val="282C34"/>
-          <w:sz w:val="21"/>
-        </w:rPr>
-        <w:t>\Delta I_L = \frac{V_{IN} \cdot D}{f_s \cdot L}</w:t>
-      </w:r>
-      <w:r>
-        <w:rPr>
-          <w:i/>
-          <w:color w:val="145AA0"/>
-          <w:sz w:val="21"/>
-        </w:rPr>
-      </w:r>
-    </w:p>
+    <w:tbl>
+      <w:tblPr>
+        <w:tblW w:type="auto" w:w="0"/>
+        <w:jc w:val="center"/>
+        <w:tblLook w:firstColumn="1" w:firstRow="1" w:lastColumn="0" w:lastRow="0" w:noHBand="0" w:noVBand="1" w:val="04A0"/>
+      </w:tblPr>
+      <w:tblGrid>
+        <w:gridCol w:w="9792"/>
+      </w:tblGrid>
+      <w:tr>
+        <w:tc>
+          <w:tcPr>
+            <w:tcW w:type="dxa" w:w="9792"/>
+            <w:shd w:fill="F5F6F8"/>
+            <w:tcMar>
+              <w:top w:w="80" w:type="dxa"/>
+              <w:bottom w:w="80" w:type="dxa"/>
+              <w:left w:w="140" w:type="dxa"/>
+              <w:right w:w="140" w:type="dxa"/>
+            </w:tcMar>
+            <w:tcBorders>
+              <w:left w:val="single" w:sz="18" w:space="0" w:color="CBD5E0"/>
+              <w:top w:val="none"/>
+              <w:right w:val="none"/>
+              <w:bottom w:val="none"/>
+            </w:tcBorders>
+          </w:tcPr>
+          <w:p>
+            <w:pPr>
+              <w:spacing w:line="240" w:lineRule="auto" w:after="0"/>
+            </w:pPr>
+            <w:r>
+              <w:rPr>
+                <w:rFonts w:ascii="Consolas" w:hAnsi="Consolas"/>
+                <w:color w:val="2D3748"/>
+                <w:sz w:val="18"/>
+              </w:rPr>
+              <w:t>Δ I_L = (V_IN * D) / (f_s * L)</w:t>
+            </w:r>
+          </w:p>
+        </w:tc>
+      </w:tr>
+    </w:tbl>
+    <w:p/>
     <w:p>
       <w:pPr>
         <w:spacing w:after="80"/>
@@ -3927,30 +3285,158 @@
         <w:t>Average inductor current equals average input current:</w:t>
       </w:r>
     </w:p>
+    <w:tbl>
+      <w:tblPr>
+        <w:tblW w:type="auto" w:w="0"/>
+        <w:jc w:val="center"/>
+        <w:tblLook w:firstColumn="1" w:firstRow="1" w:lastColumn="0" w:lastRow="0" w:noHBand="0" w:noVBand="1" w:val="04A0"/>
+      </w:tblPr>
+      <w:tblGrid>
+        <w:gridCol w:w="9792"/>
+      </w:tblGrid>
+      <w:tr>
+        <w:tc>
+          <w:tcPr>
+            <w:tcW w:type="dxa" w:w="9792"/>
+            <w:shd w:fill="F5F6F8"/>
+            <w:tcMar>
+              <w:top w:w="80" w:type="dxa"/>
+              <w:bottom w:w="80" w:type="dxa"/>
+              <w:left w:w="140" w:type="dxa"/>
+              <w:right w:w="140" w:type="dxa"/>
+            </w:tcMar>
+            <w:tcBorders>
+              <w:left w:val="single" w:sz="18" w:space="0" w:color="CBD5E0"/>
+              <w:top w:val="none"/>
+              <w:right w:val="none"/>
+              <w:bottom w:val="none"/>
+            </w:tcBorders>
+          </w:tcPr>
+          <w:p>
+            <w:pPr>
+              <w:spacing w:line="240" w:lineRule="auto" w:after="0"/>
+            </w:pPr>
+            <w:r>
+              <w:rPr>
+                <w:rFonts w:ascii="Consolas" w:hAnsi="Consolas"/>
+                <w:color w:val="2D3748"/>
+                <w:sz w:val="18"/>
+              </w:rPr>
+              <w:t>I_L,avg = I_in = Io / (1 - D) = (Vo * Io) / (eta * Vin)</w:t>
+            </w:r>
+          </w:p>
+        </w:tc>
+      </w:tr>
+    </w:tbl>
+    <w:p/>
     <w:p>
       <w:pPr>
         <w:spacing w:after="80"/>
       </w:pPr>
       <w:r>
         <w:rPr>
-          <w:i/>
-          <w:color w:val="145AA0"/>
+          <w:color w:val="282C34"/>
           <w:sz w:val="21"/>
         </w:rPr>
+        <w:t>Where:</w:t>
       </w:r>
+    </w:p>
+    <w:p>
+      <w:pPr>
+        <w:pStyle w:val="ListBullet"/>
+        <w:spacing w:after="40"/>
+        <w:ind w:left="360"/>
+      </w:pPr>
       <w:r>
         <w:rPr>
           <w:color w:val="282C34"/>
           <w:sz w:val="21"/>
         </w:rPr>
-        <w:t>I_{L,avg} = I_{IN} = \frac{I_o}{1 - D} = \frac{V_o \cdot I_o}{\eta \cdot V_{IN}}</w:t>
+        <w:t>I_L,avg: Average inductor current (A)</w:t>
       </w:r>
+    </w:p>
+    <w:p>
+      <w:pPr>
+        <w:pStyle w:val="ListBullet"/>
+        <w:spacing w:after="40"/>
+        <w:ind w:left="360"/>
+      </w:pPr>
       <w:r>
         <w:rPr>
-          <w:i/>
-          <w:color w:val="145AA0"/>
+          <w:color w:val="282C34"/>
           <w:sz w:val="21"/>
         </w:rPr>
+        <w:t>I_in: Average input DC current (A)</w:t>
+      </w:r>
+    </w:p>
+    <w:p>
+      <w:pPr>
+        <w:pStyle w:val="ListBullet"/>
+        <w:spacing w:after="40"/>
+        <w:ind w:left="360"/>
+      </w:pPr>
+      <w:r>
+        <w:rPr>
+          <w:color w:val="282C34"/>
+          <w:sz w:val="21"/>
+        </w:rPr>
+        <w:t>Io: DC output load current (A)</w:t>
+      </w:r>
+    </w:p>
+    <w:p>
+      <w:pPr>
+        <w:pStyle w:val="ListBullet"/>
+        <w:spacing w:after="40"/>
+        <w:ind w:left="360"/>
+      </w:pPr>
+      <w:r>
+        <w:rPr>
+          <w:color w:val="282C34"/>
+          <w:sz w:val="21"/>
+        </w:rPr>
+        <w:t>D: Duty cycle (ratio, 0 to 1)</w:t>
+      </w:r>
+    </w:p>
+    <w:p>
+      <w:pPr>
+        <w:pStyle w:val="ListBullet"/>
+        <w:spacing w:after="40"/>
+        <w:ind w:left="360"/>
+      </w:pPr>
+      <w:r>
+        <w:rPr>
+          <w:color w:val="282C34"/>
+          <w:sz w:val="21"/>
+        </w:rPr>
+        <w:t>Vo: Output voltage (V)</w:t>
+      </w:r>
+    </w:p>
+    <w:p>
+      <w:pPr>
+        <w:pStyle w:val="ListBullet"/>
+        <w:spacing w:after="40"/>
+        <w:ind w:left="360"/>
+      </w:pPr>
+      <w:r>
+        <w:rPr>
+          <w:color w:val="282C34"/>
+          <w:sz w:val="21"/>
+        </w:rPr>
+        <w:t>Vin: Input voltage (V)</w:t>
+      </w:r>
+    </w:p>
+    <w:p>
+      <w:pPr>
+        <w:pStyle w:val="ListBullet"/>
+        <w:spacing w:after="40"/>
+        <w:ind w:left="360"/>
+      </w:pPr>
+      <w:r>
+        <w:rPr>
+          <w:color w:val="282C34"/>
+          <w:sz w:val="21"/>
+        </w:rPr>
+        <w:t>eta: Converter power conversion efficiency (ratio, 0 to 1)</w:t>
       </w:r>
     </w:p>
     <w:p>
@@ -3962,50 +3448,53 @@
           <w:color w:val="282C34"/>
           <w:sz w:val="21"/>
         </w:rPr>
-        <w:t xml:space="preserve">Choosing ripple ratio </w:t>
-      </w:r>
-      <w:r>
-        <w:rPr>
-          <w:i/>
-          <w:color w:val="145AA0"/>
-          <w:sz w:val="21"/>
-        </w:rPr>
-        <w:t>r = \frac{\Delta I_L{I_{L,avg \approx 0.2 \dots 0.4</w:t>
-      </w:r>
-      <w:r>
-        <w:rPr>
-          <w:color w:val="282C34"/>
-          <w:sz w:val="21"/>
-        </w:rPr>
-        <w:t>:</w:t>
+        <w:t>Choosing ripple ratio r = (Δ I_L) / I_L,avg ≈ 0.2 ... 0.4:</w:t>
       </w:r>
     </w:p>
-    <w:p>
-      <w:pPr>
-        <w:spacing w:after="80"/>
-      </w:pPr>
-      <w:r>
-        <w:rPr>
-          <w:i/>
-          <w:color w:val="145AA0"/>
-          <w:sz w:val="21"/>
-        </w:rPr>
-      </w:r>
-      <w:r>
-        <w:rPr>
-          <w:color w:val="282C34"/>
-          <w:sz w:val="21"/>
-        </w:rPr>
-        <w:t>L = \frac{V_{IN} \cdot (V_o - V_{IN})}{f_s \cdot \Delta I_L \cdot V_o} = \frac{V_{IN} \cdot D}{f_s \cdot (r \cdot I_{IN})}</w:t>
-      </w:r>
-      <w:r>
-        <w:rPr>
-          <w:i/>
-          <w:color w:val="145AA0"/>
-          <w:sz w:val="21"/>
-        </w:rPr>
-      </w:r>
-    </w:p>
+    <w:tbl>
+      <w:tblPr>
+        <w:tblW w:type="auto" w:w="0"/>
+        <w:jc w:val="center"/>
+        <w:tblLook w:firstColumn="1" w:firstRow="1" w:lastColumn="0" w:lastRow="0" w:noHBand="0" w:noVBand="1" w:val="04A0"/>
+      </w:tblPr>
+      <w:tblGrid>
+        <w:gridCol w:w="9792"/>
+      </w:tblGrid>
+      <w:tr>
+        <w:tc>
+          <w:tcPr>
+            <w:tcW w:type="dxa" w:w="9792"/>
+            <w:shd w:fill="F5F6F8"/>
+            <w:tcMar>
+              <w:top w:w="80" w:type="dxa"/>
+              <w:bottom w:w="80" w:type="dxa"/>
+              <w:left w:w="140" w:type="dxa"/>
+              <w:right w:w="140" w:type="dxa"/>
+            </w:tcMar>
+            <w:tcBorders>
+              <w:left w:val="single" w:sz="18" w:space="0" w:color="CBD5E0"/>
+              <w:top w:val="none"/>
+              <w:right w:val="none"/>
+              <w:bottom w:val="none"/>
+            </w:tcBorders>
+          </w:tcPr>
+          <w:p>
+            <w:pPr>
+              <w:spacing w:line="240" w:lineRule="auto" w:after="0"/>
+            </w:pPr>
+            <w:r>
+              <w:rPr>
+                <w:rFonts w:ascii="Consolas" w:hAnsi="Consolas"/>
+                <w:color w:val="2D3748"/>
+                <w:sz w:val="18"/>
+              </w:rPr>
+              <w:t>L = (V_IN * (V_o - V_IN)) / (f_s * Δ I_L * V_o) = (V_IN * D) / (f_s * (r * I_IN))</w:t>
+            </w:r>
+          </w:p>
+        </w:tc>
+      </w:tr>
+    </w:tbl>
+    <w:p/>
     <w:p>
       <w:pPr>
         <w:spacing w:before="160" w:after="80"/>
@@ -4028,65 +3517,53 @@
           <w:color w:val="282C34"/>
           <w:sz w:val="21"/>
         </w:rPr>
-        <w:t xml:space="preserve">Because diode current is discontinuous, </w:t>
-      </w:r>
-      <w:r>
-        <w:rPr>
-          <w:i/>
-          <w:color w:val="145AA0"/>
-          <w:sz w:val="21"/>
-        </w:rPr>
-        <w:t>C_{out</w:t>
-      </w:r>
-      <w:r>
-        <w:rPr>
-          <w:color w:val="282C34"/>
-          <w:sz w:val="21"/>
-        </w:rPr>
-        <w:t xml:space="preserve"> must support the entire load current </w:t>
-      </w:r>
-      <w:r>
-        <w:rPr>
-          <w:i/>
-          <w:color w:val="145AA0"/>
-          <w:sz w:val="21"/>
-        </w:rPr>
-        <w:t>I_o</w:t>
-      </w:r>
-      <w:r>
-        <w:rPr>
-          <w:color w:val="282C34"/>
-          <w:sz w:val="21"/>
-        </w:rPr>
-        <w:t xml:space="preserve"> during switch ON-time:</w:t>
+        <w:t>Because diode current is discontinuous, C_out must support the entire load current I_o during switch ON-time:</w:t>
       </w:r>
     </w:p>
-    <w:p>
-      <w:pPr>
-        <w:spacing w:after="80"/>
-      </w:pPr>
-      <w:r>
-        <w:rPr>
-          <w:i/>
-          <w:color w:val="145AA0"/>
-          <w:sz w:val="21"/>
-        </w:rPr>
-      </w:r>
-      <w:r>
-        <w:rPr>
-          <w:color w:val="282C34"/>
-          <w:sz w:val="21"/>
-        </w:rPr>
-        <w:t>\Delta V_{o,cap} = \frac{I_o \cdot D}{f_s \cdot C_{out}} \implies C_{out} \ge \frac{I_o \cdot D}{f_s \cdot \Delta V_{o,allowable}}</w:t>
-      </w:r>
-      <w:r>
-        <w:rPr>
-          <w:i/>
-          <w:color w:val="145AA0"/>
-          <w:sz w:val="21"/>
-        </w:rPr>
-      </w:r>
-    </w:p>
+    <w:tbl>
+      <w:tblPr>
+        <w:tblW w:type="auto" w:w="0"/>
+        <w:jc w:val="center"/>
+        <w:tblLook w:firstColumn="1" w:firstRow="1" w:lastColumn="0" w:lastRow="0" w:noHBand="0" w:noVBand="1" w:val="04A0"/>
+      </w:tblPr>
+      <w:tblGrid>
+        <w:gridCol w:w="9792"/>
+      </w:tblGrid>
+      <w:tr>
+        <w:tc>
+          <w:tcPr>
+            <w:tcW w:type="dxa" w:w="9792"/>
+            <w:shd w:fill="F5F6F8"/>
+            <w:tcMar>
+              <w:top w:w="80" w:type="dxa"/>
+              <w:bottom w:w="80" w:type="dxa"/>
+              <w:left w:w="140" w:type="dxa"/>
+              <w:right w:w="140" w:type="dxa"/>
+            </w:tcMar>
+            <w:tcBorders>
+              <w:left w:val="single" w:sz="18" w:space="0" w:color="CBD5E0"/>
+              <w:top w:val="none"/>
+              <w:right w:val="none"/>
+              <w:bottom w:val="none"/>
+            </w:tcBorders>
+          </w:tcPr>
+          <w:p>
+            <w:pPr>
+              <w:spacing w:line="240" w:lineRule="auto" w:after="0"/>
+            </w:pPr>
+            <w:r>
+              <w:rPr>
+                <w:rFonts w:ascii="Consolas" w:hAnsi="Consolas"/>
+                <w:color w:val="2D3748"/>
+                <w:sz w:val="18"/>
+              </w:rPr>
+              <w:t>Δ V_o,cap = (I_o * D) / (f_s * C_out) =&gt; C_out &gt;= (I_o * D) / (f_s * Δ V_o,allowable)</w:t>
+            </w:r>
+          </w:p>
+        </w:tc>
+      </w:tr>
+    </w:tbl>
+    <w:p/>
     <w:p>
       <w:pPr>
         <w:spacing w:after="80"/>
@@ -4096,50 +3573,53 @@
           <w:color w:val="282C34"/>
           <w:sz w:val="21"/>
         </w:rPr>
-        <w:t xml:space="preserve">The RMS ripple current through </w:t>
-      </w:r>
-      <w:r>
-        <w:rPr>
-          <w:i/>
-          <w:color w:val="145AA0"/>
-          <w:sz w:val="21"/>
-        </w:rPr>
-        <w:t>C_{out</w:t>
-      </w:r>
-      <w:r>
-        <w:rPr>
-          <w:color w:val="282C34"/>
-          <w:sz w:val="21"/>
-        </w:rPr>
-        <w:t xml:space="preserve"> is exceptionally severe:</w:t>
+        <w:t>The RMS ripple current through C_out is exceptionally severe:</w:t>
       </w:r>
     </w:p>
-    <w:p>
-      <w:pPr>
-        <w:spacing w:after="80"/>
-      </w:pPr>
-      <w:r>
-        <w:rPr>
-          <w:i/>
-          <w:color w:val="145AA0"/>
-          <w:sz w:val="21"/>
-        </w:rPr>
-      </w:r>
-      <w:r>
-        <w:rPr>
-          <w:color w:val="282C34"/>
-          <w:sz w:val="21"/>
-        </w:rPr>
-        <w:t>I_{Cout,rms} = I_o \cdot \sqrt{\frac{D}{1 - D}}</w:t>
-      </w:r>
-      <w:r>
-        <w:rPr>
-          <w:i/>
-          <w:color w:val="145AA0"/>
-          <w:sz w:val="21"/>
-        </w:rPr>
-      </w:r>
-    </w:p>
+    <w:tbl>
+      <w:tblPr>
+        <w:tblW w:type="auto" w:w="0"/>
+        <w:jc w:val="center"/>
+        <w:tblLook w:firstColumn="1" w:firstRow="1" w:lastColumn="0" w:lastRow="0" w:noHBand="0" w:noVBand="1" w:val="04A0"/>
+      </w:tblPr>
+      <w:tblGrid>
+        <w:gridCol w:w="9792"/>
+      </w:tblGrid>
+      <w:tr>
+        <w:tc>
+          <w:tcPr>
+            <w:tcW w:type="dxa" w:w="9792"/>
+            <w:shd w:fill="F5F6F8"/>
+            <w:tcMar>
+              <w:top w:w="80" w:type="dxa"/>
+              <w:bottom w:w="80" w:type="dxa"/>
+              <w:left w:w="140" w:type="dxa"/>
+              <w:right w:w="140" w:type="dxa"/>
+            </w:tcMar>
+            <w:tcBorders>
+              <w:left w:val="single" w:sz="18" w:space="0" w:color="CBD5E0"/>
+              <w:top w:val="none"/>
+              <w:right w:val="none"/>
+              <w:bottom w:val="none"/>
+            </w:tcBorders>
+          </w:tcPr>
+          <w:p>
+            <w:pPr>
+              <w:spacing w:line="240" w:lineRule="auto" w:after="0"/>
+            </w:pPr>
+            <w:r>
+              <w:rPr>
+                <w:rFonts w:ascii="Consolas" w:hAnsi="Consolas"/>
+                <w:color w:val="2D3748"/>
+                <w:sz w:val="18"/>
+              </w:rPr>
+              <w:t>I_Cout,rms = I_o * sqrt(D / (1 - D))</w:t>
+            </w:r>
+          </w:p>
+        </w:tc>
+      </w:tr>
+    </w:tbl>
+    <w:p/>
     <w:p>
       <w:pPr>
         <w:spacing w:after="80"/>
@@ -4157,22 +3637,7 @@
           <w:color w:val="282C34"/>
           <w:sz w:val="21"/>
         </w:rPr>
-        <w:t xml:space="preserve">: Always verify that the chosen capacitor's RMS ripple current rating exceeds </w:t>
-      </w:r>
-      <w:r>
-        <w:rPr>
-          <w:i/>
-          <w:color w:val="145AA0"/>
-          <w:sz w:val="21"/>
-        </w:rPr>
-        <w:t>I_{Cout,rms</w:t>
-      </w:r>
-      <w:r>
-        <w:rPr>
-          <w:color w:val="282C34"/>
-          <w:sz w:val="21"/>
-        </w:rPr>
-        <w:t xml:space="preserve"> to prevent thermal degradation.</w:t>
+        <w:t>: Always verify that the chosen capacitor's RMS ripple current rating exceeds I_Cout,rms to prevent thermal degradation.</w:t>
       </w:r>
     </w:p>
     <w:p>
@@ -4223,32 +3688,50 @@
         <w:t>:</w:t>
       </w:r>
     </w:p>
-    <w:p>
-      <w:pPr>
-        <w:spacing w:after="80"/>
-      </w:pPr>
-      <w:r>
-        <w:rPr>
-          <w:i/>
-          <w:color w:val="145AA0"/>
-          <w:sz w:val="21"/>
-        </w:rPr>
-      </w:r>
-      <w:r>
-        <w:rPr>
-          <w:color w:val="282C34"/>
-          <w:sz w:val="21"/>
-        </w:rPr>
-        <w:t>\omega_{RHPZ} = \frac{R_{load} \cdot (1 - D)^2}{L} \quad (\text{rad/s}) \implies f_{RHPZ} = \frac{R_{load} \cdot (1 - D)^2}{2\pi \cdot L} \quad (\text{Hz})</w:t>
-      </w:r>
-      <w:r>
-        <w:rPr>
-          <w:i/>
-          <w:color w:val="145AA0"/>
-          <w:sz w:val="21"/>
-        </w:rPr>
-      </w:r>
-    </w:p>
+    <w:tbl>
+      <w:tblPr>
+        <w:tblW w:type="auto" w:w="0"/>
+        <w:jc w:val="center"/>
+        <w:tblLook w:firstColumn="1" w:firstRow="1" w:lastColumn="0" w:lastRow="0" w:noHBand="0" w:noVBand="1" w:val="04A0"/>
+      </w:tblPr>
+      <w:tblGrid>
+        <w:gridCol w:w="9792"/>
+      </w:tblGrid>
+      <w:tr>
+        <w:tc>
+          <w:tcPr>
+            <w:tcW w:type="dxa" w:w="9792"/>
+            <w:shd w:fill="F5F6F8"/>
+            <w:tcMar>
+              <w:top w:w="80" w:type="dxa"/>
+              <w:bottom w:w="80" w:type="dxa"/>
+              <w:left w:w="140" w:type="dxa"/>
+              <w:right w:w="140" w:type="dxa"/>
+            </w:tcMar>
+            <w:tcBorders>
+              <w:left w:val="single" w:sz="18" w:space="0" w:color="CBD5E0"/>
+              <w:top w:val="none"/>
+              <w:right w:val="none"/>
+              <w:bottom w:val="none"/>
+            </w:tcBorders>
+          </w:tcPr>
+          <w:p>
+            <w:pPr>
+              <w:spacing w:line="240" w:lineRule="auto" w:after="0"/>
+            </w:pPr>
+            <w:r>
+              <w:rPr>
+                <w:rFonts w:ascii="Consolas" w:hAnsi="Consolas"/>
+                <w:color w:val="2D3748"/>
+                <w:sz w:val="18"/>
+              </w:rPr>
+              <w:t>ω_RHPZ = (R_load * (1 - D)^2) / L (rad/s) =&gt; f_RHPZ = (R_load * (1 - D)^2) / (2π * L) (Hz)</w:t>
+            </w:r>
+          </w:p>
+        </w:tc>
+      </w:tr>
+    </w:tbl>
+    <w:p/>
     <w:tbl>
       <w:tblPr>
         <w:tblW w:type="auto" w:w="0"/>
@@ -4335,22 +3818,7 @@
           <w:color w:val="282C34"/>
           <w:sz w:val="21"/>
         </w:rPr>
-        <w:t xml:space="preserve">When load increases, the controller increases duty cycle </w:t>
-      </w:r>
-      <w:r>
-        <w:rPr>
-          <w:i/>
-          <w:color w:val="145AA0"/>
-          <w:sz w:val="21"/>
-        </w:rPr>
-        <w:t>D</w:t>
-      </w:r>
-      <w:r>
-        <w:rPr>
-          <w:color w:val="282C34"/>
-          <w:sz w:val="21"/>
-        </w:rPr>
-        <w:t xml:space="preserve"> to boost output voltage.</w:t>
+        <w:t>When load increases, the controller increases duty cycle D to boost output voltage.</w:t>
       </w:r>
     </w:p>
     <w:p>
@@ -4364,22 +3832,7 @@
           <w:color w:val="282C34"/>
           <w:sz w:val="21"/>
         </w:rPr>
-        <w:t xml:space="preserve">An increased </w:t>
-      </w:r>
-      <w:r>
-        <w:rPr>
-          <w:i/>
-          <w:color w:val="145AA0"/>
-          <w:sz w:val="21"/>
-        </w:rPr>
-        <w:t>D</w:t>
-      </w:r>
-      <w:r>
-        <w:rPr>
-          <w:color w:val="282C34"/>
-          <w:sz w:val="21"/>
-        </w:rPr>
-        <w:t xml:space="preserve"> means the switch stays ON longer, which </w:t>
+        <w:t xml:space="preserve">An increased D means the switch stays ON longer, which </w:t>
       </w:r>
       <w:r>
         <w:rPr>
@@ -4387,7 +3840,7 @@
           <w:color w:val="282C34"/>
           <w:sz w:val="21"/>
         </w:rPr>
-        <w:t>reduces the diode conduction time ($1-D$)</w:t>
+        <w:t>reduces the diode conduction time (1-D)</w:t>
       </w:r>
       <w:r>
         <w:rPr>
@@ -4459,7 +3912,7 @@
           <w:color w:val="282C34"/>
           <w:sz w:val="21"/>
         </w:rPr>
-        <w:t>$+20\,\text{dB/decade}$ gain boost but $-90^\circ$ phase lag</w:t>
+        <w:t>+20 dB/decade gain boost but -90° phase lag</w:t>
       </w:r>
       <w:r>
         <w:rPr>
@@ -4491,65 +3944,53 @@
           <w:color w:val="282C34"/>
           <w:sz w:val="21"/>
         </w:rPr>
-        <w:t xml:space="preserve">To ensure stable feedback and avoid </w:t>
-      </w:r>
-      <w:r>
-        <w:rPr>
-          <w:i/>
-          <w:color w:val="145AA0"/>
-          <w:sz w:val="21"/>
-        </w:rPr>
-        <w:t>180^\circ</w:t>
-      </w:r>
-      <w:r>
-        <w:rPr>
-          <w:color w:val="282C34"/>
-          <w:sz w:val="21"/>
-        </w:rPr>
-        <w:t xml:space="preserve"> phase margin collapse, the crossover frequency (</w:t>
-      </w:r>
-      <w:r>
-        <w:rPr>
-          <w:i/>
-          <w:color w:val="145AA0"/>
-          <w:sz w:val="21"/>
-        </w:rPr>
-        <w:t>f_c</w:t>
-      </w:r>
-      <w:r>
-        <w:rPr>
-          <w:color w:val="282C34"/>
-          <w:sz w:val="21"/>
-        </w:rPr>
-        <w:t>) of the voltage control loop must be capped at:</w:t>
+        <w:t>To ensure stable feedback and avoid 180° phase margin collapse, the crossover frequency (f_c) of the voltage control loop must be capped at:</w:t>
       </w:r>
     </w:p>
-    <w:p>
-      <w:pPr>
-        <w:spacing w:after="80"/>
-      </w:pPr>
-      <w:r>
-        <w:rPr>
-          <w:i/>
-          <w:color w:val="145AA0"/>
-          <w:sz w:val="21"/>
-        </w:rPr>
-      </w:r>
-      <w:r>
-        <w:rPr>
-          <w:color w:val="282C34"/>
-          <w:sz w:val="21"/>
-        </w:rPr>
-        <w:t>f_c \le \frac{1}{3} \dots \frac{1}{5} \cdot f_{RHPZ}</w:t>
-      </w:r>
-      <w:r>
-        <w:rPr>
-          <w:i/>
-          <w:color w:val="145AA0"/>
-          <w:sz w:val="21"/>
-        </w:rPr>
-      </w:r>
-    </w:p>
+    <w:tbl>
+      <w:tblPr>
+        <w:tblW w:type="auto" w:w="0"/>
+        <w:jc w:val="center"/>
+        <w:tblLook w:firstColumn="1" w:firstRow="1" w:lastColumn="0" w:lastRow="0" w:noHBand="0" w:noVBand="1" w:val="04A0"/>
+      </w:tblPr>
+      <w:tblGrid>
+        <w:gridCol w:w="9792"/>
+      </w:tblGrid>
+      <w:tr>
+        <w:tc>
+          <w:tcPr>
+            <w:tcW w:type="dxa" w:w="9792"/>
+            <w:shd w:fill="F5F6F8"/>
+            <w:tcMar>
+              <w:top w:w="80" w:type="dxa"/>
+              <w:bottom w:w="80" w:type="dxa"/>
+              <w:left w:w="140" w:type="dxa"/>
+              <w:right w:w="140" w:type="dxa"/>
+            </w:tcMar>
+            <w:tcBorders>
+              <w:left w:val="single" w:sz="18" w:space="0" w:color="CBD5E0"/>
+              <w:top w:val="none"/>
+              <w:right w:val="none"/>
+              <w:bottom w:val="none"/>
+            </w:tcBorders>
+          </w:tcPr>
+          <w:p>
+            <w:pPr>
+              <w:spacing w:line="240" w:lineRule="auto" w:after="0"/>
+            </w:pPr>
+            <w:r>
+              <w:rPr>
+                <w:rFonts w:ascii="Consolas" w:hAnsi="Consolas"/>
+                <w:color w:val="2D3748"/>
+                <w:sz w:val="18"/>
+              </w:rPr>
+              <w:t>f_c &lt;= 1 / 3 ... 1 / 5 * f_RHPZ</w:t>
+            </w:r>
+          </w:p>
+        </w:tc>
+      </w:tr>
+    </w:tbl>
+    <w:p/>
     <w:p>
       <w:pPr>
         <w:spacing w:after="80"/>
@@ -4567,67 +4008,7 @@
           <w:color w:val="282C34"/>
           <w:sz w:val="21"/>
         </w:rPr>
-        <w:t xml:space="preserve">: Minimum input voltage </w:t>
-      </w:r>
-      <w:r>
-        <w:rPr>
-          <w:i/>
-          <w:color w:val="145AA0"/>
-          <w:sz w:val="21"/>
-        </w:rPr>
-        <w:t>V_{IN,min</w:t>
-      </w:r>
-      <w:r>
-        <w:rPr>
-          <w:color w:val="282C34"/>
-          <w:sz w:val="21"/>
-        </w:rPr>
-        <w:t xml:space="preserve"> and maximum load current </w:t>
-      </w:r>
-      <w:r>
-        <w:rPr>
-          <w:i/>
-          <w:color w:val="145AA0"/>
-          <w:sz w:val="21"/>
-        </w:rPr>
-        <w:t>I_{o,max</w:t>
-      </w:r>
-      <w:r>
-        <w:rPr>
-          <w:color w:val="282C34"/>
-          <w:sz w:val="21"/>
-        </w:rPr>
-        <w:t xml:space="preserve"> (minimum </w:t>
-      </w:r>
-      <w:r>
-        <w:rPr>
-          <w:i/>
-          <w:color w:val="145AA0"/>
-          <w:sz w:val="21"/>
-        </w:rPr>
-        <w:t>R_{load</w:t>
-      </w:r>
-      <w:r>
-        <w:rPr>
-          <w:color w:val="282C34"/>
-          <w:sz w:val="21"/>
-        </w:rPr>
-        <w:t xml:space="preserve"> and highest </w:t>
-      </w:r>
-      <w:r>
-        <w:rPr>
-          <w:i/>
-          <w:color w:val="145AA0"/>
-          <w:sz w:val="21"/>
-        </w:rPr>
-        <w:t>D</w:t>
-      </w:r>
-      <w:r>
-        <w:rPr>
-          <w:color w:val="282C34"/>
-          <w:sz w:val="21"/>
-        </w:rPr>
-        <w:t>).</w:t>
+        <w:t>: Minimum input voltage V_IN,min and maximum load current I_o,max (minimum R_load and highest D).</w:t>
       </w:r>
     </w:p>
     <w:p>
@@ -4660,37 +4041,7 @@
           <w:color w:val="282C34"/>
           <w:sz w:val="21"/>
         </w:rPr>
-        <w:t xml:space="preserve">In CCM, when switch </w:t>
-      </w:r>
-      <w:r>
-        <w:rPr>
-          <w:i/>
-          <w:color w:val="145AA0"/>
-          <w:sz w:val="21"/>
-        </w:rPr>
-        <w:t>Q_1</w:t>
-      </w:r>
-      <w:r>
-        <w:rPr>
-          <w:color w:val="282C34"/>
-          <w:sz w:val="21"/>
-        </w:rPr>
-        <w:t xml:space="preserve"> turns ON, diode </w:t>
-      </w:r>
-      <w:r>
-        <w:rPr>
-          <w:i/>
-          <w:color w:val="145AA0"/>
-          <w:sz w:val="21"/>
-        </w:rPr>
-        <w:t>D_1</w:t>
-      </w:r>
-      <w:r>
-        <w:rPr>
-          <w:color w:val="282C34"/>
-          <w:sz w:val="21"/>
-        </w:rPr>
-        <w:t xml:space="preserve"> is conducting full inductor current.</w:t>
+        <w:t>In CCM, when switch Q_1 turns ON, diode D_1 is conducting full inductor current.</w:t>
       </w:r>
     </w:p>
     <w:p>
@@ -4704,22 +4055,7 @@
           <w:color w:val="282C34"/>
           <w:sz w:val="21"/>
         </w:rPr>
-        <w:t xml:space="preserve">Standard silicon PN diodes take </w:t>
-      </w:r>
-      <w:r>
-        <w:rPr>
-          <w:i/>
-          <w:color w:val="145AA0"/>
-          <w:sz w:val="21"/>
-        </w:rPr>
-        <w:t>t_{rr = 30 \dots 100\,ns</w:t>
-      </w:r>
-      <w:r>
-        <w:rPr>
-          <w:color w:val="282C34"/>
-          <w:sz w:val="21"/>
-        </w:rPr>
-        <w:t xml:space="preserve"> to clear reverse minority carriers.</w:t>
+        <w:t>Standard silicon PN diodes take t_rr = 30 ... 100 ns to clear reverse minority carriers.</w:t>
       </w:r>
     </w:p>
     <w:p>
@@ -4733,82 +4069,7 @@
           <w:color w:val="282C34"/>
           <w:sz w:val="21"/>
         </w:rPr>
-        <w:t xml:space="preserve">During </w:t>
-      </w:r>
-      <w:r>
-        <w:rPr>
-          <w:i/>
-          <w:color w:val="145AA0"/>
-          <w:sz w:val="21"/>
-        </w:rPr>
-        <w:t>t_{rr</w:t>
-      </w:r>
-      <w:r>
-        <w:rPr>
-          <w:color w:val="282C34"/>
-          <w:sz w:val="21"/>
-        </w:rPr>
-        <w:t xml:space="preserve">, the diode conducts reverse current directly from </w:t>
-      </w:r>
-      <w:r>
-        <w:rPr>
-          <w:i/>
-          <w:color w:val="145AA0"/>
-          <w:sz w:val="21"/>
-        </w:rPr>
-        <w:t>V_o</w:t>
-      </w:r>
-      <w:r>
-        <w:rPr>
-          <w:color w:val="282C34"/>
-          <w:sz w:val="21"/>
-        </w:rPr>
-        <w:t xml:space="preserve"> through </w:t>
-      </w:r>
-      <w:r>
-        <w:rPr>
-          <w:i/>
-          <w:color w:val="145AA0"/>
-          <w:sz w:val="21"/>
-        </w:rPr>
-        <w:t>Q_1</w:t>
-      </w:r>
-      <w:r>
-        <w:rPr>
-          <w:color w:val="282C34"/>
-          <w:sz w:val="21"/>
-        </w:rPr>
-        <w:t xml:space="preserve"> to GND, creating a massive current spike (</w:t>
-      </w:r>
-      <w:r>
-        <w:rPr>
-          <w:i/>
-          <w:color w:val="145AA0"/>
-          <w:sz w:val="21"/>
-        </w:rPr>
-        <w:t>I_{spike = I_L + I_{rr,pk</w:t>
-      </w:r>
-      <w:r>
-        <w:rPr>
-          <w:color w:val="282C34"/>
-          <w:sz w:val="21"/>
-        </w:rPr>
-        <w:t xml:space="preserve">) and severe turn-on losses in </w:t>
-      </w:r>
-      <w:r>
-        <w:rPr>
-          <w:i/>
-          <w:color w:val="145AA0"/>
-          <w:sz w:val="21"/>
-        </w:rPr>
-        <w:t>Q_1</w:t>
-      </w:r>
-      <w:r>
-        <w:rPr>
-          <w:color w:val="282C34"/>
-          <w:sz w:val="21"/>
-        </w:rPr>
-        <w:t>.</w:t>
+        <w:t>During t_rr, the diode conducts reverse current directly from V_o through Q_1 to GND, creating a massive current spike (I_spike = I_L + I_rr,pk) and severe turn-on losses in Q_1.</w:t>
       </w:r>
     </w:p>
     <w:p>
@@ -4859,22 +4120,7 @@
           <w:color w:val="282C34"/>
           <w:sz w:val="21"/>
         </w:rPr>
-        <w:t xml:space="preserve"> (</w:t>
-      </w:r>
-      <w:r>
-        <w:rPr>
-          <w:i/>
-          <w:color w:val="145AA0"/>
-          <w:sz w:val="21"/>
-        </w:rPr>
-        <w:t>Q_{rr \approx 0</w:t>
-      </w:r>
-      <w:r>
-        <w:rPr>
-          <w:color w:val="282C34"/>
-          <w:sz w:val="21"/>
-        </w:rPr>
-        <w:t>).</w:t>
+        <w:t xml:space="preserve"> (Q_rr ≈ 0).</w:t>
       </w:r>
     </w:p>
     <w:p>
